--- a/DAY-3/Lab Exercise - VNet Peering Between Two VNets and VM-to-VM Connectivity Test.docx
+++ b/DAY-3/Lab Exercise - VNet Peering Between Two VNets and VM-to-VM Connectivity Test.docx
@@ -40,6 +40,7 @@
         </w:rPr>
         <w:t xml:space="preserve"> - </w:t>
       </w:r>
+      <w:proofErr w:type="spellStart"/>
       <w:r>
         <w:rPr>
           <w:rFonts w:ascii="Georgia Pro" w:eastAsia="Georgia Pro" w:hAnsi="Georgia Pro" w:cs="Georgia Pro"/>
@@ -50,13 +51,10 @@
           <w:szCs w:val="36"/>
           <w:lang w:val="en-IN"/>
         </w:rPr>
-        <w:t>VNet Peering Between Two VNets and VM-to-VM Connectivity Test</w:t>
-      </w:r>
-    </w:p>
-    <w:p>
-      <w:pPr>
-        <w:spacing w:after="0" w:line="480" w:lineRule="auto"/>
-        <w:jc w:val="both"/>
+        <w:t>VNet</w:t>
+      </w:r>
+      <w:proofErr w:type="spellEnd"/>
+      <w:r>
         <w:rPr>
           <w:rFonts w:ascii="Georgia Pro" w:eastAsia="Georgia Pro" w:hAnsi="Georgia Pro" w:cs="Georgia Pro"/>
           <w:b/>
@@ -66,6 +64,48 @@
           <w:szCs w:val="36"/>
           <w:lang w:val="en-IN"/>
         </w:rPr>
+        <w:t xml:space="preserve"> Peering Between Two </w:t>
+      </w:r>
+      <w:proofErr w:type="spellStart"/>
+      <w:r>
+        <w:rPr>
+          <w:rFonts w:ascii="Georgia Pro" w:eastAsia="Georgia Pro" w:hAnsi="Georgia Pro" w:cs="Georgia Pro"/>
+          <w:b/>
+          <w:bCs/>
+          <w:color w:val="000000" w:themeColor="text1"/>
+          <w:sz w:val="36"/>
+          <w:szCs w:val="36"/>
+          <w:lang w:val="en-IN"/>
+        </w:rPr>
+        <w:t>VNets</w:t>
+      </w:r>
+      <w:proofErr w:type="spellEnd"/>
+      <w:r>
+        <w:rPr>
+          <w:rFonts w:ascii="Georgia Pro" w:eastAsia="Georgia Pro" w:hAnsi="Georgia Pro" w:cs="Georgia Pro"/>
+          <w:b/>
+          <w:bCs/>
+          <w:color w:val="000000" w:themeColor="text1"/>
+          <w:sz w:val="36"/>
+          <w:szCs w:val="36"/>
+          <w:lang w:val="en-IN"/>
+        </w:rPr>
+        <w:t xml:space="preserve"> and VM-to-VM Connectivity Test</w:t>
+      </w:r>
+    </w:p>
+    <w:p>
+      <w:pPr>
+        <w:spacing w:after="0" w:line="480" w:lineRule="auto"/>
+        <w:jc w:val="both"/>
+        <w:rPr>
+          <w:rFonts w:ascii="Georgia Pro" w:eastAsia="Georgia Pro" w:hAnsi="Georgia Pro" w:cs="Georgia Pro"/>
+          <w:b/>
+          <w:bCs/>
+          <w:color w:val="000000" w:themeColor="text1"/>
+          <w:sz w:val="36"/>
+          <w:szCs w:val="36"/>
+          <w:lang w:val="en-IN"/>
+        </w:rPr>
       </w:pPr>
     </w:p>
     <w:p>
@@ -122,7 +162,39 @@
           <w:rFonts w:ascii="Georgia Pro" w:eastAsia="Georgia Pro" w:hAnsi="Georgia Pro" w:cs="Georgia Pro"/>
           <w:color w:val="000000" w:themeColor="text1"/>
         </w:rPr>
-        <w:t>To create two Virtual Networks, deploy one Virtual Machine in each VNet, configure VNet Peering, and verify connectivity using ping.</w:t>
+        <w:t xml:space="preserve">To create two Virtual Networks, deploy one Virtual Machine in each </w:t>
+      </w:r>
+      <w:proofErr w:type="spellStart"/>
+      <w:r>
+        <w:rPr>
+          <w:rFonts w:ascii="Georgia Pro" w:eastAsia="Georgia Pro" w:hAnsi="Georgia Pro" w:cs="Georgia Pro"/>
+          <w:color w:val="000000" w:themeColor="text1"/>
+        </w:rPr>
+        <w:t>VNet</w:t>
+      </w:r>
+      <w:proofErr w:type="spellEnd"/>
+      <w:r>
+        <w:rPr>
+          <w:rFonts w:ascii="Georgia Pro" w:eastAsia="Georgia Pro" w:hAnsi="Georgia Pro" w:cs="Georgia Pro"/>
+          <w:color w:val="000000" w:themeColor="text1"/>
+        </w:rPr>
+        <w:t xml:space="preserve">, configure </w:t>
+      </w:r>
+      <w:proofErr w:type="spellStart"/>
+      <w:r>
+        <w:rPr>
+          <w:rFonts w:ascii="Georgia Pro" w:eastAsia="Georgia Pro" w:hAnsi="Georgia Pro" w:cs="Georgia Pro"/>
+          <w:color w:val="000000" w:themeColor="text1"/>
+        </w:rPr>
+        <w:t>VNet</w:t>
+      </w:r>
+      <w:proofErr w:type="spellEnd"/>
+      <w:r>
+        <w:rPr>
+          <w:rFonts w:ascii="Georgia Pro" w:eastAsia="Georgia Pro" w:hAnsi="Georgia Pro" w:cs="Georgia Pro"/>
+          <w:color w:val="000000" w:themeColor="text1"/>
+        </w:rPr>
+        <w:t xml:space="preserve"> Peering, and verify connectivity using ping.</w:t>
       </w:r>
     </w:p>
     <w:p>
@@ -225,7 +297,23 @@
           <w:rFonts w:ascii="Georgia Pro" w:eastAsia="Georgia Pro" w:hAnsi="Georgia Pro" w:cs="Georgia Pro"/>
           <w:color w:val="000000" w:themeColor="text1"/>
         </w:rPr>
-        <w:t>Basic knowledge of VNets and VMs</w:t>
+        <w:t xml:space="preserve">Basic knowledge of </w:t>
+      </w:r>
+      <w:proofErr w:type="spellStart"/>
+      <w:r>
+        <w:rPr>
+          <w:rFonts w:ascii="Georgia Pro" w:eastAsia="Georgia Pro" w:hAnsi="Georgia Pro" w:cs="Georgia Pro"/>
+          <w:color w:val="000000" w:themeColor="text1"/>
+        </w:rPr>
+        <w:t>VNets</w:t>
+      </w:r>
+      <w:proofErr w:type="spellEnd"/>
+      <w:r>
+        <w:rPr>
+          <w:rFonts w:ascii="Georgia Pro" w:eastAsia="Georgia Pro" w:hAnsi="Georgia Pro" w:cs="Georgia Pro"/>
+          <w:color w:val="000000" w:themeColor="text1"/>
+        </w:rPr>
+        <w:t xml:space="preserve"> and VMs</w:t>
       </w:r>
     </w:p>
     <w:p>
@@ -275,6 +363,7 @@
           <w:color w:val="000000" w:themeColor="text1"/>
         </w:rPr>
       </w:pPr>
+      <w:proofErr w:type="spellStart"/>
       <w:r>
         <w:rPr>
           <w:rFonts w:ascii="Georgia Pro" w:eastAsia="Georgia Pro" w:hAnsi="Georgia Pro" w:cs="Georgia Pro"/>
@@ -282,8 +371,9 @@
           <w:bCs/>
           <w:color w:val="000000" w:themeColor="text1"/>
         </w:rPr>
-        <w:t>VNet-A (10.0.0.0/16)</w:t>
-      </w:r>
+        <w:t>VNet</w:t>
+      </w:r>
+      <w:proofErr w:type="spellEnd"/>
       <w:r>
         <w:rPr>
           <w:rFonts w:ascii="Georgia Pro" w:eastAsia="Georgia Pro" w:hAnsi="Georgia Pro" w:cs="Georgia Pro"/>
@@ -291,6 +381,15 @@
           <w:bCs/>
           <w:color w:val="000000" w:themeColor="text1"/>
         </w:rPr>
+        <w:t>-A (10.0.0.0/16)</w:t>
+      </w:r>
+      <w:r>
+        <w:rPr>
+          <w:rFonts w:ascii="Georgia Pro" w:eastAsia="Georgia Pro" w:hAnsi="Georgia Pro" w:cs="Georgia Pro"/>
+          <w:b/>
+          <w:bCs/>
+          <w:color w:val="000000" w:themeColor="text1"/>
+        </w:rPr>
         <w:br/>
         <w:t xml:space="preserve">   └── VM-A (10.0.1.4)</w:t>
       </w:r>
@@ -311,8 +410,8 @@
           <w:color w:val="000000" w:themeColor="text1"/>
         </w:rPr>
         <w:br/>
-        <w:t>VNet-B (10.1.0.0/16)</w:t>
-      </w:r>
+      </w:r>
+      <w:proofErr w:type="spellStart"/>
       <w:r>
         <w:rPr>
           <w:rFonts w:ascii="Georgia Pro" w:eastAsia="Georgia Pro" w:hAnsi="Georgia Pro" w:cs="Georgia Pro"/>
@@ -320,6 +419,25 @@
           <w:bCs/>
           <w:color w:val="000000" w:themeColor="text1"/>
         </w:rPr>
+        <w:t>VNet</w:t>
+      </w:r>
+      <w:proofErr w:type="spellEnd"/>
+      <w:r>
+        <w:rPr>
+          <w:rFonts w:ascii="Georgia Pro" w:eastAsia="Georgia Pro" w:hAnsi="Georgia Pro" w:cs="Georgia Pro"/>
+          <w:b/>
+          <w:bCs/>
+          <w:color w:val="000000" w:themeColor="text1"/>
+        </w:rPr>
+        <w:t>-B (10.1.0.0/16)</w:t>
+      </w:r>
+      <w:r>
+        <w:rPr>
+          <w:rFonts w:ascii="Georgia Pro" w:eastAsia="Georgia Pro" w:hAnsi="Georgia Pro" w:cs="Georgia Pro"/>
+          <w:b/>
+          <w:bCs/>
+          <w:color w:val="000000" w:themeColor="text1"/>
+        </w:rPr>
         <w:br/>
         <w:t xml:space="preserve">   └── VM-B (10.1.1.4)</w:t>
       </w:r>
@@ -352,7 +470,17 @@
           <w:bCs/>
           <w:color w:val="000000" w:themeColor="text1"/>
         </w:rPr>
-        <w:t xml:space="preserve">VM-A  </w:t>
+        <w:t>VM-</w:t>
+      </w:r>
+      <w:proofErr w:type="gramStart"/>
+      <w:r>
+        <w:rPr>
+          <w:rFonts w:ascii="Georgia Pro" w:eastAsia="Georgia Pro" w:hAnsi="Georgia Pro" w:cs="Georgia Pro"/>
+          <w:b/>
+          <w:bCs/>
+          <w:color w:val="000000" w:themeColor="text1"/>
+        </w:rPr>
+        <w:t xml:space="preserve">A  </w:t>
       </w:r>
       <w:r>
         <w:rPr>
@@ -363,6 +491,7 @@
         </w:rPr>
         <w:t>↔</w:t>
       </w:r>
+      <w:proofErr w:type="gramEnd"/>
       <w:r>
         <w:rPr>
           <w:rFonts w:ascii="Georgia Pro" w:eastAsia="Georgia Pro" w:hAnsi="Georgia Pro" w:cs="Georgia Pro"/>
@@ -447,7 +576,27 @@
           <w:color w:val="000000" w:themeColor="text1"/>
         </w:rPr>
         <w:lastRenderedPageBreak/>
-        <w:t>PART 1 – Create VNet-A</w:t>
+        <w:t xml:space="preserve">PART 1 – Create </w:t>
+      </w:r>
+      <w:proofErr w:type="spellStart"/>
+      <w:r>
+        <w:rPr>
+          <w:rFonts w:ascii="Georgia Pro" w:eastAsia="Georgia Pro" w:hAnsi="Georgia Pro" w:cs="Georgia Pro"/>
+          <w:b/>
+          <w:bCs/>
+          <w:color w:val="000000" w:themeColor="text1"/>
+        </w:rPr>
+        <w:t>VNet</w:t>
+      </w:r>
+      <w:proofErr w:type="spellEnd"/>
+      <w:r>
+        <w:rPr>
+          <w:rFonts w:ascii="Georgia Pro" w:eastAsia="Georgia Pro" w:hAnsi="Georgia Pro" w:cs="Georgia Pro"/>
+          <w:b/>
+          <w:bCs/>
+          <w:color w:val="000000" w:themeColor="text1"/>
+        </w:rPr>
+        <w:t>-A</w:t>
       </w:r>
     </w:p>
     <w:p>
@@ -597,6 +746,7 @@
           <w:color w:val="000000" w:themeColor="text1"/>
         </w:rPr>
       </w:pPr>
+      <w:proofErr w:type="spellStart"/>
       <w:r>
         <w:rPr>
           <w:rFonts w:ascii="Georgia Pro" w:eastAsia="Georgia Pro" w:hAnsi="Georgia Pro" w:cs="Georgia Pro"/>
@@ -604,7 +754,17 @@
           <w:bCs/>
           <w:color w:val="000000" w:themeColor="text1"/>
         </w:rPr>
-        <w:t>VNet-A</w:t>
+        <w:t>VNet</w:t>
+      </w:r>
+      <w:proofErr w:type="spellEnd"/>
+      <w:r>
+        <w:rPr>
+          <w:rFonts w:ascii="Georgia Pro" w:eastAsia="Georgia Pro" w:hAnsi="Georgia Pro" w:cs="Georgia Pro"/>
+          <w:b/>
+          <w:bCs/>
+          <w:color w:val="000000" w:themeColor="text1"/>
+        </w:rPr>
+        <w:t>-A</w:t>
       </w:r>
     </w:p>
     <w:p>
@@ -649,7 +809,23 @@
           <w:rFonts w:ascii="Georgia Pro" w:eastAsia="Georgia Pro" w:hAnsi="Georgia Pro" w:cs="Georgia Pro"/>
           <w:color w:val="000000" w:themeColor="text1"/>
         </w:rPr>
-        <w:t>10.0.0.0/16</w:t>
+        <w:t>10.0.</w:t>
+      </w:r>
+      <w:proofErr w:type="gramStart"/>
+      <w:r>
+        <w:rPr>
+          <w:rFonts w:ascii="Georgia Pro" w:eastAsia="Georgia Pro" w:hAnsi="Georgia Pro" w:cs="Georgia Pro"/>
+          <w:color w:val="000000" w:themeColor="text1"/>
+        </w:rPr>
+        <w:t>0.0</w:t>
+      </w:r>
+      <w:proofErr w:type="gramEnd"/>
+      <w:r>
+        <w:rPr>
+          <w:rFonts w:ascii="Georgia Pro" w:eastAsia="Georgia Pro" w:hAnsi="Georgia Pro" w:cs="Georgia Pro"/>
+          <w:color w:val="000000" w:themeColor="text1"/>
+        </w:rPr>
+        <w:t>/16</w:t>
       </w:r>
     </w:p>
     <w:p>
@@ -816,7 +992,27 @@
           <w:bCs/>
           <w:color w:val="000000" w:themeColor="text1"/>
         </w:rPr>
-        <w:t>PART 2 – Create VNet-B</w:t>
+        <w:t xml:space="preserve">PART 2 – Create </w:t>
+      </w:r>
+      <w:proofErr w:type="spellStart"/>
+      <w:r>
+        <w:rPr>
+          <w:rFonts w:ascii="Georgia Pro" w:eastAsia="Georgia Pro" w:hAnsi="Georgia Pro" w:cs="Georgia Pro"/>
+          <w:b/>
+          <w:bCs/>
+          <w:color w:val="000000" w:themeColor="text1"/>
+        </w:rPr>
+        <w:t>VNet</w:t>
+      </w:r>
+      <w:proofErr w:type="spellEnd"/>
+      <w:r>
+        <w:rPr>
+          <w:rFonts w:ascii="Georgia Pro" w:eastAsia="Georgia Pro" w:hAnsi="Georgia Pro" w:cs="Georgia Pro"/>
+          <w:b/>
+          <w:bCs/>
+          <w:color w:val="000000" w:themeColor="text1"/>
+        </w:rPr>
+        <w:t>-B</w:t>
       </w:r>
     </w:p>
     <w:p>
@@ -868,6 +1064,7 @@
           <w:color w:val="000000" w:themeColor="text1"/>
         </w:rPr>
       </w:pPr>
+      <w:proofErr w:type="spellStart"/>
       <w:r>
         <w:rPr>
           <w:rFonts w:ascii="Georgia Pro" w:eastAsia="Georgia Pro" w:hAnsi="Georgia Pro" w:cs="Georgia Pro"/>
@@ -875,7 +1072,17 @@
           <w:bCs/>
           <w:color w:val="000000" w:themeColor="text1"/>
         </w:rPr>
-        <w:t>VNet-B</w:t>
+        <w:t>VNet</w:t>
+      </w:r>
+      <w:proofErr w:type="spellEnd"/>
+      <w:r>
+        <w:rPr>
+          <w:rFonts w:ascii="Georgia Pro" w:eastAsia="Georgia Pro" w:hAnsi="Georgia Pro" w:cs="Georgia Pro"/>
+          <w:b/>
+          <w:bCs/>
+          <w:color w:val="000000" w:themeColor="text1"/>
+        </w:rPr>
+        <w:t>-B</w:t>
       </w:r>
     </w:p>
     <w:p>
@@ -1025,7 +1232,23 @@
           <w:color w:val="000000" w:themeColor="text1"/>
         </w:rPr>
         <w:lastRenderedPageBreak/>
-        <w:t>Create the VNet.</w:t>
+        <w:t xml:space="preserve">Create the </w:t>
+      </w:r>
+      <w:proofErr w:type="spellStart"/>
+      <w:r>
+        <w:rPr>
+          <w:rFonts w:ascii="Georgia Pro" w:eastAsia="Georgia Pro" w:hAnsi="Georgia Pro" w:cs="Georgia Pro"/>
+          <w:color w:val="000000" w:themeColor="text1"/>
+        </w:rPr>
+        <w:t>VNet</w:t>
+      </w:r>
+      <w:proofErr w:type="spellEnd"/>
+      <w:r>
+        <w:rPr>
+          <w:rFonts w:ascii="Georgia Pro" w:eastAsia="Georgia Pro" w:hAnsi="Georgia Pro" w:cs="Georgia Pro"/>
+          <w:color w:val="000000" w:themeColor="text1"/>
+        </w:rPr>
+        <w:t>.</w:t>
       </w:r>
     </w:p>
     <w:p>
@@ -1074,20 +1297,19 @@
           <w:bCs/>
           <w:color w:val="000000" w:themeColor="text1"/>
         </w:rPr>
-        <w:t xml:space="preserve"> – Configure VNet Peering</w:t>
-      </w:r>
-    </w:p>
-    <w:p>
-      <w:pPr>
-        <w:spacing w:after="0" w:line="480" w:lineRule="auto"/>
-        <w:jc w:val="both"/>
+        <w:t xml:space="preserve"> – Configure </w:t>
+      </w:r>
+      <w:proofErr w:type="spellStart"/>
+      <w:r>
         <w:rPr>
           <w:rFonts w:ascii="Georgia Pro" w:eastAsia="Georgia Pro" w:hAnsi="Georgia Pro" w:cs="Georgia Pro"/>
           <w:b/>
           <w:bCs/>
           <w:color w:val="000000" w:themeColor="text1"/>
         </w:rPr>
-      </w:pPr>
+        <w:t>VNet</w:t>
+      </w:r>
+      <w:proofErr w:type="spellEnd"/>
       <w:r>
         <w:rPr>
           <w:rFonts w:ascii="Georgia Pro" w:eastAsia="Georgia Pro" w:hAnsi="Georgia Pro" w:cs="Georgia Pro"/>
@@ -1095,7 +1317,68 @@
           <w:bCs/>
           <w:color w:val="000000" w:themeColor="text1"/>
         </w:rPr>
-        <w:t>Step 1 – Peer from VNet-A to VNet-B</w:t>
+        <w:t xml:space="preserve"> Peering</w:t>
+      </w:r>
+    </w:p>
+    <w:p>
+      <w:pPr>
+        <w:spacing w:after="0" w:line="480" w:lineRule="auto"/>
+        <w:jc w:val="both"/>
+        <w:rPr>
+          <w:rFonts w:ascii="Georgia Pro" w:eastAsia="Georgia Pro" w:hAnsi="Georgia Pro" w:cs="Georgia Pro"/>
+          <w:b/>
+          <w:bCs/>
+          <w:color w:val="000000" w:themeColor="text1"/>
+        </w:rPr>
+      </w:pPr>
+      <w:r>
+        <w:rPr>
+          <w:rFonts w:ascii="Georgia Pro" w:eastAsia="Georgia Pro" w:hAnsi="Georgia Pro" w:cs="Georgia Pro"/>
+          <w:b/>
+          <w:bCs/>
+          <w:color w:val="000000" w:themeColor="text1"/>
+        </w:rPr>
+        <w:t xml:space="preserve">Step 1 – Peer from </w:t>
+      </w:r>
+      <w:proofErr w:type="spellStart"/>
+      <w:r>
+        <w:rPr>
+          <w:rFonts w:ascii="Georgia Pro" w:eastAsia="Georgia Pro" w:hAnsi="Georgia Pro" w:cs="Georgia Pro"/>
+          <w:b/>
+          <w:bCs/>
+          <w:color w:val="000000" w:themeColor="text1"/>
+        </w:rPr>
+        <w:t>VNet</w:t>
+      </w:r>
+      <w:proofErr w:type="spellEnd"/>
+      <w:r>
+        <w:rPr>
+          <w:rFonts w:ascii="Georgia Pro" w:eastAsia="Georgia Pro" w:hAnsi="Georgia Pro" w:cs="Georgia Pro"/>
+          <w:b/>
+          <w:bCs/>
+          <w:color w:val="000000" w:themeColor="text1"/>
+        </w:rPr>
+        <w:t xml:space="preserve">-A to </w:t>
+      </w:r>
+      <w:proofErr w:type="spellStart"/>
+      <w:r>
+        <w:rPr>
+          <w:rFonts w:ascii="Georgia Pro" w:eastAsia="Georgia Pro" w:hAnsi="Georgia Pro" w:cs="Georgia Pro"/>
+          <w:b/>
+          <w:bCs/>
+          <w:color w:val="000000" w:themeColor="text1"/>
+        </w:rPr>
+        <w:t>VNet</w:t>
+      </w:r>
+      <w:proofErr w:type="spellEnd"/>
+      <w:r>
+        <w:rPr>
+          <w:rFonts w:ascii="Georgia Pro" w:eastAsia="Georgia Pro" w:hAnsi="Georgia Pro" w:cs="Georgia Pro"/>
+          <w:b/>
+          <w:bCs/>
+          <w:color w:val="000000" w:themeColor="text1"/>
+        </w:rPr>
+        <w:t>-B</w:t>
       </w:r>
     </w:p>
     <w:p>
@@ -1116,7 +1399,23 @@
           <w:rFonts w:ascii="Georgia Pro" w:eastAsia="Georgia Pro" w:hAnsi="Georgia Pro" w:cs="Georgia Pro"/>
           <w:color w:val="000000" w:themeColor="text1"/>
         </w:rPr>
-        <w:t>Go to VNet-A</w:t>
+        <w:t xml:space="preserve">Go to </w:t>
+      </w:r>
+      <w:proofErr w:type="spellStart"/>
+      <w:r>
+        <w:rPr>
+          <w:rFonts w:ascii="Georgia Pro" w:eastAsia="Georgia Pro" w:hAnsi="Georgia Pro" w:cs="Georgia Pro"/>
+          <w:color w:val="000000" w:themeColor="text1"/>
+        </w:rPr>
+        <w:t>VNet</w:t>
+      </w:r>
+      <w:proofErr w:type="spellEnd"/>
+      <w:r>
+        <w:rPr>
+          <w:rFonts w:ascii="Georgia Pro" w:eastAsia="Georgia Pro" w:hAnsi="Georgia Pro" w:cs="Georgia Pro"/>
+          <w:color w:val="000000" w:themeColor="text1"/>
+        </w:rPr>
+        <w:t>-A</w:t>
       </w:r>
     </w:p>
     <w:p>
@@ -1137,8 +1436,17 @@
           <w:rFonts w:ascii="Georgia Pro" w:eastAsia="Georgia Pro" w:hAnsi="Georgia Pro" w:cs="Georgia Pro"/>
           <w:color w:val="000000" w:themeColor="text1"/>
         </w:rPr>
-        <w:t>Click Peerings</w:t>
-      </w:r>
+        <w:t xml:space="preserve">Click </w:t>
+      </w:r>
+      <w:proofErr w:type="spellStart"/>
+      <w:r>
+        <w:rPr>
+          <w:rFonts w:ascii="Georgia Pro" w:eastAsia="Georgia Pro" w:hAnsi="Georgia Pro" w:cs="Georgia Pro"/>
+          <w:color w:val="000000" w:themeColor="text1"/>
+        </w:rPr>
+        <w:t>Peerings</w:t>
+      </w:r>
+      <w:proofErr w:type="spellEnd"/>
     </w:p>
     <w:p>
       <w:pPr>
@@ -1234,7 +1542,39 @@
           <w:rFonts w:ascii="Georgia Pro" w:eastAsia="Georgia Pro" w:hAnsi="Georgia Pro" w:cs="Georgia Pro"/>
           <w:color w:val="000000" w:themeColor="text1"/>
         </w:rPr>
-        <w:t>Remote VNet: VNet-B</w:t>
+        <w:t xml:space="preserve">Remote </w:t>
+      </w:r>
+      <w:proofErr w:type="spellStart"/>
+      <w:r>
+        <w:rPr>
+          <w:rFonts w:ascii="Georgia Pro" w:eastAsia="Georgia Pro" w:hAnsi="Georgia Pro" w:cs="Georgia Pro"/>
+          <w:color w:val="000000" w:themeColor="text1"/>
+        </w:rPr>
+        <w:t>VNet</w:t>
+      </w:r>
+      <w:proofErr w:type="spellEnd"/>
+      <w:r>
+        <w:rPr>
+          <w:rFonts w:ascii="Georgia Pro" w:eastAsia="Georgia Pro" w:hAnsi="Georgia Pro" w:cs="Georgia Pro"/>
+          <w:color w:val="000000" w:themeColor="text1"/>
+        </w:rPr>
+        <w:t xml:space="preserve">: </w:t>
+      </w:r>
+      <w:proofErr w:type="spellStart"/>
+      <w:r>
+        <w:rPr>
+          <w:rFonts w:ascii="Georgia Pro" w:eastAsia="Georgia Pro" w:hAnsi="Georgia Pro" w:cs="Georgia Pro"/>
+          <w:color w:val="000000" w:themeColor="text1"/>
+        </w:rPr>
+        <w:t>VNet</w:t>
+      </w:r>
+      <w:proofErr w:type="spellEnd"/>
+      <w:r>
+        <w:rPr>
+          <w:rFonts w:ascii="Georgia Pro" w:eastAsia="Georgia Pro" w:hAnsi="Georgia Pro" w:cs="Georgia Pro"/>
+          <w:color w:val="000000" w:themeColor="text1"/>
+        </w:rPr>
+        <w:t>-B</w:t>
       </w:r>
     </w:p>
     <w:p>
@@ -1290,7 +1630,7 @@
           <w:color w:val="000000" w:themeColor="text1"/>
         </w:rPr>
         <w:pict w14:anchorId="7820BAC6">
-          <v:rect id="_x0000_i1041" style="width:0;height:1.5pt" o:hralign="center" o:hrstd="t" o:hr="t" fillcolor="#a0a0a0" stroked="f"/>
+          <v:rect id="_x0000_i1031" style="width:0;height:1.5pt" o:hralign="center" o:hrstd="t" o:hr="t" fillcolor="#a0a0a0" stroked="f"/>
         </w:pict>
       </w:r>
     </w:p>
@@ -1312,7 +1652,47 @@
           <w:bCs/>
           <w:color w:val="000000" w:themeColor="text1"/>
         </w:rPr>
-        <w:t>Step 2 – Peer from VNet-B to VNet-A</w:t>
+        <w:t xml:space="preserve">Step 2 – Peer from </w:t>
+      </w:r>
+      <w:proofErr w:type="spellStart"/>
+      <w:r>
+        <w:rPr>
+          <w:rFonts w:ascii="Georgia Pro" w:eastAsia="Georgia Pro" w:hAnsi="Georgia Pro" w:cs="Georgia Pro"/>
+          <w:b/>
+          <w:bCs/>
+          <w:color w:val="000000" w:themeColor="text1"/>
+        </w:rPr>
+        <w:t>VNet</w:t>
+      </w:r>
+      <w:proofErr w:type="spellEnd"/>
+      <w:r>
+        <w:rPr>
+          <w:rFonts w:ascii="Georgia Pro" w:eastAsia="Georgia Pro" w:hAnsi="Georgia Pro" w:cs="Georgia Pro"/>
+          <w:b/>
+          <w:bCs/>
+          <w:color w:val="000000" w:themeColor="text1"/>
+        </w:rPr>
+        <w:t xml:space="preserve">-B to </w:t>
+      </w:r>
+      <w:proofErr w:type="spellStart"/>
+      <w:r>
+        <w:rPr>
+          <w:rFonts w:ascii="Georgia Pro" w:eastAsia="Georgia Pro" w:hAnsi="Georgia Pro" w:cs="Georgia Pro"/>
+          <w:b/>
+          <w:bCs/>
+          <w:color w:val="000000" w:themeColor="text1"/>
+        </w:rPr>
+        <w:t>VNet</w:t>
+      </w:r>
+      <w:proofErr w:type="spellEnd"/>
+      <w:r>
+        <w:rPr>
+          <w:rFonts w:ascii="Georgia Pro" w:eastAsia="Georgia Pro" w:hAnsi="Georgia Pro" w:cs="Georgia Pro"/>
+          <w:b/>
+          <w:bCs/>
+          <w:color w:val="000000" w:themeColor="text1"/>
+        </w:rPr>
+        <w:t>-A</w:t>
       </w:r>
     </w:p>
     <w:p>
@@ -1388,7 +1768,39 @@
           <w:rFonts w:ascii="Georgia Pro" w:eastAsia="Georgia Pro" w:hAnsi="Georgia Pro" w:cs="Georgia Pro"/>
           <w:color w:val="000000" w:themeColor="text1"/>
         </w:rPr>
-        <w:t>Remote VNet: VNet-A</w:t>
+        <w:t xml:space="preserve">Remote </w:t>
+      </w:r>
+      <w:proofErr w:type="spellStart"/>
+      <w:r>
+        <w:rPr>
+          <w:rFonts w:ascii="Georgia Pro" w:eastAsia="Georgia Pro" w:hAnsi="Georgia Pro" w:cs="Georgia Pro"/>
+          <w:color w:val="000000" w:themeColor="text1"/>
+        </w:rPr>
+        <w:t>VNet</w:t>
+      </w:r>
+      <w:proofErr w:type="spellEnd"/>
+      <w:r>
+        <w:rPr>
+          <w:rFonts w:ascii="Georgia Pro" w:eastAsia="Georgia Pro" w:hAnsi="Georgia Pro" w:cs="Georgia Pro"/>
+          <w:color w:val="000000" w:themeColor="text1"/>
+        </w:rPr>
+        <w:t xml:space="preserve">: </w:t>
+      </w:r>
+      <w:proofErr w:type="spellStart"/>
+      <w:r>
+        <w:rPr>
+          <w:rFonts w:ascii="Georgia Pro" w:eastAsia="Georgia Pro" w:hAnsi="Georgia Pro" w:cs="Georgia Pro"/>
+          <w:color w:val="000000" w:themeColor="text1"/>
+        </w:rPr>
+        <w:t>VNet</w:t>
+      </w:r>
+      <w:proofErr w:type="spellEnd"/>
+      <w:r>
+        <w:rPr>
+          <w:rFonts w:ascii="Georgia Pro" w:eastAsia="Georgia Pro" w:hAnsi="Georgia Pro" w:cs="Georgia Pro"/>
+          <w:color w:val="000000" w:themeColor="text1"/>
+        </w:rPr>
+        <w:t>-A</w:t>
       </w:r>
     </w:p>
     <w:p>
@@ -1423,7 +1835,7 @@
           <w:color w:val="000000" w:themeColor="text1"/>
         </w:rPr>
         <w:pict w14:anchorId="69940F07">
-          <v:rect id="_x0000_i1031" style="width:0;height:1.5pt" o:hralign="center" o:hrstd="t" o:hr="t" fillcolor="#a0a0a0" stroked="f"/>
+          <v:rect id="_x0000_i1032" style="width:0;height:1.5pt" o:hralign="center" o:hrstd="t" o:hr="t" fillcolor="#a0a0a0" stroked="f"/>
         </w:pict>
       </w:r>
     </w:p>
@@ -1463,7 +1875,27 @@
           <w:bCs/>
           <w:color w:val="000000" w:themeColor="text1"/>
         </w:rPr>
-        <w:t xml:space="preserve"> – Create VM in VNet-A</w:t>
+        <w:t xml:space="preserve"> – Create VM in </w:t>
+      </w:r>
+      <w:proofErr w:type="spellStart"/>
+      <w:r>
+        <w:rPr>
+          <w:rFonts w:ascii="Georgia Pro" w:eastAsia="Georgia Pro" w:hAnsi="Georgia Pro" w:cs="Georgia Pro"/>
+          <w:b/>
+          <w:bCs/>
+          <w:color w:val="000000" w:themeColor="text1"/>
+        </w:rPr>
+        <w:t>VNet</w:t>
+      </w:r>
+      <w:proofErr w:type="spellEnd"/>
+      <w:r>
+        <w:rPr>
+          <w:rFonts w:ascii="Georgia Pro" w:eastAsia="Georgia Pro" w:hAnsi="Georgia Pro" w:cs="Georgia Pro"/>
+          <w:b/>
+          <w:bCs/>
+          <w:color w:val="000000" w:themeColor="text1"/>
+        </w:rPr>
+        <w:t>-A</w:t>
       </w:r>
     </w:p>
     <w:p>
@@ -1600,7 +2032,23 @@
           <w:color w:val="000000" w:themeColor="text1"/>
         </w:rPr>
         <w:lastRenderedPageBreak/>
-        <w:t>Region: Same as VNet-A</w:t>
+        <w:t xml:space="preserve">Region: Same as </w:t>
+      </w:r>
+      <w:proofErr w:type="spellStart"/>
+      <w:r>
+        <w:rPr>
+          <w:rFonts w:ascii="Georgia Pro" w:eastAsia="Georgia Pro" w:hAnsi="Georgia Pro" w:cs="Georgia Pro"/>
+          <w:color w:val="000000" w:themeColor="text1"/>
+        </w:rPr>
+        <w:t>VNet</w:t>
+      </w:r>
+      <w:proofErr w:type="spellEnd"/>
+      <w:r>
+        <w:rPr>
+          <w:rFonts w:ascii="Georgia Pro" w:eastAsia="Georgia Pro" w:hAnsi="Georgia Pro" w:cs="Georgia Pro"/>
+          <w:color w:val="000000" w:themeColor="text1"/>
+        </w:rPr>
+        <w:t>-A</w:t>
       </w:r>
     </w:p>
     <w:p>
@@ -1621,7 +2069,23 @@
           <w:rFonts w:ascii="Georgia Pro" w:eastAsia="Georgia Pro" w:hAnsi="Georgia Pro" w:cs="Georgia Pro"/>
           <w:color w:val="000000" w:themeColor="text1"/>
         </w:rPr>
-        <w:t>Virtual Network: VNet-A</w:t>
+        <w:t xml:space="preserve">Virtual Network: </w:t>
+      </w:r>
+      <w:proofErr w:type="spellStart"/>
+      <w:r>
+        <w:rPr>
+          <w:rFonts w:ascii="Georgia Pro" w:eastAsia="Georgia Pro" w:hAnsi="Georgia Pro" w:cs="Georgia Pro"/>
+          <w:color w:val="000000" w:themeColor="text1"/>
+        </w:rPr>
+        <w:t>VNet</w:t>
+      </w:r>
+      <w:proofErr w:type="spellEnd"/>
+      <w:r>
+        <w:rPr>
+          <w:rFonts w:ascii="Georgia Pro" w:eastAsia="Georgia Pro" w:hAnsi="Georgia Pro" w:cs="Georgia Pro"/>
+          <w:color w:val="000000" w:themeColor="text1"/>
+        </w:rPr>
+        <w:t>-A</w:t>
       </w:r>
     </w:p>
     <w:p>
@@ -1692,30 +2156,6 @@
           <w:color w:val="000000" w:themeColor="text1"/>
         </w:rPr>
       </w:pPr>
-      <w:r>
-        <w:rPr>
-          <w:rFonts w:ascii="Georgia Pro" w:eastAsia="Georgia Pro" w:hAnsi="Georgia Pro" w:cs="Georgia Pro"/>
-          <w:color w:val="000000" w:themeColor="text1"/>
-        </w:rPr>
-        <w:t>After deployment:</w:t>
-      </w:r>
-    </w:p>
-    <w:p>
-      <w:pPr>
-        <w:spacing w:after="0" w:line="480" w:lineRule="auto"/>
-        <w:jc w:val="both"/>
-        <w:rPr>
-          <w:rFonts w:ascii="Georgia Pro" w:eastAsia="Georgia Pro" w:hAnsi="Georgia Pro" w:cs="Georgia Pro"/>
-          <w:color w:val="000000" w:themeColor="text1"/>
-        </w:rPr>
-      </w:pPr>
-      <w:r>
-        <w:rPr>
-          <w:rFonts w:ascii="Georgia Pro" w:eastAsia="Georgia Pro" w:hAnsi="Georgia Pro" w:cs="Georgia Pro"/>
-          <w:color w:val="000000" w:themeColor="text1"/>
-        </w:rPr>
-        <w:t>Note Private IP (example):</w:t>
-      </w:r>
     </w:p>
     <w:p>
       <w:pPr>
@@ -1733,187 +2173,37 @@
           <w:color w:val="000000" w:themeColor="text1"/>
         </w:rPr>
       </w:pPr>
-      <w:r>
-        <w:rPr>
-          <w:rFonts w:ascii="Georgia Pro" w:eastAsia="Georgia Pro" w:hAnsi="Georgia Pro" w:cs="Georgia Pro"/>
-          <w:color w:val="000000" w:themeColor="text1"/>
-        </w:rPr>
-        <w:t>10.0.1.4</w:t>
-      </w:r>
-    </w:p>
-    <w:p>
-      <w:pPr>
-        <w:spacing w:after="0" w:line="480" w:lineRule="auto"/>
-        <w:jc w:val="both"/>
-        <w:rPr>
-          <w:rFonts w:ascii="Georgia Pro" w:eastAsia="Georgia Pro" w:hAnsi="Georgia Pro" w:cs="Georgia Pro"/>
-          <w:color w:val="000000" w:themeColor="text1"/>
-        </w:rPr>
-      </w:pPr>
-      <w:r>
-        <w:rPr>
-          <w:rFonts w:ascii="Georgia Pro" w:eastAsia="Georgia Pro" w:hAnsi="Georgia Pro" w:cs="Georgia Pro"/>
-          <w:color w:val="000000" w:themeColor="text1"/>
-        </w:rPr>
-        <w:pict w14:anchorId="70117A33">
-          <v:rect id="_x0000_i1032" style="width:0;height:1.5pt" o:hralign="center" o:hrstd="t" o:hr="t" fillcolor="#a0a0a0" stroked="f"/>
-        </w:pict>
-      </w:r>
-    </w:p>
-    <w:p>
-      <w:pPr>
-        <w:spacing w:after="0" w:line="480" w:lineRule="auto"/>
-        <w:jc w:val="both"/>
-        <w:rPr>
-          <w:rFonts w:ascii="Georgia Pro" w:eastAsia="Georgia Pro" w:hAnsi="Georgia Pro" w:cs="Georgia Pro"/>
-          <w:b/>
-          <w:bCs/>
-          <w:color w:val="000000" w:themeColor="text1"/>
-        </w:rPr>
-      </w:pPr>
-      <w:r>
-        <w:rPr>
-          <w:rFonts w:ascii="Georgia Pro" w:eastAsia="Georgia Pro" w:hAnsi="Georgia Pro" w:cs="Georgia Pro"/>
-          <w:b/>
-          <w:bCs/>
-          <w:color w:val="000000" w:themeColor="text1"/>
-        </w:rPr>
-        <w:t>PART 4 – Create VM in VNet-B</w:t>
-      </w:r>
-    </w:p>
-    <w:p>
-      <w:pPr>
-        <w:spacing w:after="0" w:line="480" w:lineRule="auto"/>
-        <w:jc w:val="both"/>
-        <w:rPr>
-          <w:rFonts w:ascii="Georgia Pro" w:eastAsia="Georgia Pro" w:hAnsi="Georgia Pro" w:cs="Georgia Pro"/>
-          <w:color w:val="000000" w:themeColor="text1"/>
-        </w:rPr>
-      </w:pPr>
-      <w:r>
-        <w:rPr>
-          <w:rFonts w:ascii="Georgia Pro" w:eastAsia="Georgia Pro" w:hAnsi="Georgia Pro" w:cs="Georgia Pro"/>
-          <w:color w:val="000000" w:themeColor="text1"/>
-        </w:rPr>
-        <w:t>Repeat same process:</w:t>
-      </w:r>
-    </w:p>
-    <w:p>
-      <w:pPr>
-        <w:numPr>
-          <w:ilvl w:val="0"/>
-          <w:numId w:val="50"/>
-        </w:numPr>
-        <w:spacing w:after="0" w:line="480" w:lineRule="auto"/>
-        <w:jc w:val="both"/>
-        <w:rPr>
-          <w:rFonts w:ascii="Georgia Pro" w:eastAsia="Georgia Pro" w:hAnsi="Georgia Pro" w:cs="Georgia Pro"/>
-          <w:color w:val="000000" w:themeColor="text1"/>
-        </w:rPr>
-      </w:pPr>
-      <w:r>
-        <w:rPr>
-          <w:rFonts w:ascii="Georgia Pro" w:eastAsia="Georgia Pro" w:hAnsi="Georgia Pro" w:cs="Georgia Pro"/>
-          <w:color w:val="000000" w:themeColor="text1"/>
-        </w:rPr>
-        <w:t>VM Name:</w:t>
-      </w:r>
-    </w:p>
-    <w:p>
-      <w:pPr>
-        <w:spacing w:after="0" w:line="480" w:lineRule="auto"/>
-        <w:jc w:val="both"/>
-        <w:rPr>
-          <w:rFonts w:ascii="Georgia Pro" w:eastAsia="Georgia Pro" w:hAnsi="Georgia Pro" w:cs="Georgia Pro"/>
-          <w:b/>
-          <w:bCs/>
-          <w:color w:val="000000" w:themeColor="text1"/>
-        </w:rPr>
-      </w:pPr>
-      <w:r>
-        <w:rPr>
-          <w:rFonts w:ascii="Georgia Pro" w:eastAsia="Georgia Pro" w:hAnsi="Georgia Pro" w:cs="Georgia Pro"/>
-          <w:b/>
-          <w:bCs/>
-          <w:color w:val="000000" w:themeColor="text1"/>
-        </w:rPr>
-        <w:t>VM-B</w:t>
-      </w:r>
-    </w:p>
-    <w:p>
-      <w:pPr>
-        <w:numPr>
-          <w:ilvl w:val="0"/>
-          <w:numId w:val="50"/>
-        </w:numPr>
-        <w:spacing w:after="0" w:line="480" w:lineRule="auto"/>
-        <w:jc w:val="both"/>
-        <w:rPr>
-          <w:rFonts w:ascii="Georgia Pro" w:eastAsia="Georgia Pro" w:hAnsi="Georgia Pro" w:cs="Georgia Pro"/>
-          <w:color w:val="000000" w:themeColor="text1"/>
-        </w:rPr>
-      </w:pPr>
-      <w:r>
-        <w:rPr>
-          <w:rFonts w:ascii="Georgia Pro" w:eastAsia="Georgia Pro" w:hAnsi="Georgia Pro" w:cs="Georgia Pro"/>
-          <w:color w:val="000000" w:themeColor="text1"/>
-        </w:rPr>
-        <w:t>Virtual Network: VNet-B</w:t>
-      </w:r>
-    </w:p>
-    <w:p>
-      <w:pPr>
-        <w:numPr>
-          <w:ilvl w:val="0"/>
-          <w:numId w:val="50"/>
-        </w:numPr>
-        <w:spacing w:after="0" w:line="480" w:lineRule="auto"/>
-        <w:jc w:val="both"/>
-        <w:rPr>
-          <w:rFonts w:ascii="Georgia Pro" w:eastAsia="Georgia Pro" w:hAnsi="Georgia Pro" w:cs="Georgia Pro"/>
-          <w:color w:val="000000" w:themeColor="text1"/>
-        </w:rPr>
-      </w:pPr>
-      <w:r>
-        <w:rPr>
-          <w:rFonts w:ascii="Georgia Pro" w:eastAsia="Georgia Pro" w:hAnsi="Georgia Pro" w:cs="Georgia Pro"/>
-          <w:color w:val="000000" w:themeColor="text1"/>
-        </w:rPr>
-        <w:t>Subnet: Subnet-B</w:t>
-      </w:r>
-    </w:p>
-    <w:p>
-      <w:pPr>
-        <w:spacing w:after="0" w:line="480" w:lineRule="auto"/>
-        <w:jc w:val="both"/>
-        <w:rPr>
-          <w:rFonts w:ascii="Georgia Pro" w:eastAsia="Georgia Pro" w:hAnsi="Georgia Pro" w:cs="Georgia Pro"/>
-          <w:color w:val="000000" w:themeColor="text1"/>
-        </w:rPr>
-      </w:pPr>
-      <w:r>
-        <w:rPr>
-          <w:rFonts w:ascii="Georgia Pro" w:eastAsia="Georgia Pro" w:hAnsi="Georgia Pro" w:cs="Georgia Pro"/>
-          <w:color w:val="000000" w:themeColor="text1"/>
-        </w:rPr>
-        <w:t>After deployment:</w:t>
-      </w:r>
-    </w:p>
-    <w:p>
-      <w:pPr>
-        <w:spacing w:after="0" w:line="480" w:lineRule="auto"/>
-        <w:jc w:val="both"/>
-        <w:rPr>
-          <w:rFonts w:ascii="Georgia Pro" w:eastAsia="Georgia Pro" w:hAnsi="Georgia Pro" w:cs="Georgia Pro"/>
-          <w:color w:val="000000" w:themeColor="text1"/>
-        </w:rPr>
-      </w:pPr>
-      <w:r>
-        <w:rPr>
-          <w:rFonts w:ascii="Georgia Pro" w:eastAsia="Georgia Pro" w:hAnsi="Georgia Pro" w:cs="Georgia Pro"/>
-          <w:color w:val="000000" w:themeColor="text1"/>
-        </w:rPr>
-        <w:t>Note Private IP:</w:t>
+      <w:proofErr w:type="spellStart"/>
+      <w:r>
+        <w:rPr>
+          <w:rFonts w:ascii="Georgia Pro" w:eastAsia="Georgia Pro" w:hAnsi="Georgia Pro" w:cs="Georgia Pro"/>
+          <w:color w:val="000000" w:themeColor="text1"/>
+        </w:rPr>
+        <w:t>az</w:t>
+      </w:r>
+      <w:proofErr w:type="spellEnd"/>
+      <w:r>
+        <w:rPr>
+          <w:rFonts w:ascii="Georgia Pro" w:eastAsia="Georgia Pro" w:hAnsi="Georgia Pro" w:cs="Georgia Pro"/>
+          <w:color w:val="000000" w:themeColor="text1"/>
+        </w:rPr>
+        <w:t xml:space="preserve"> </w:t>
+      </w:r>
+      <w:proofErr w:type="spellStart"/>
+      <w:r>
+        <w:rPr>
+          <w:rFonts w:ascii="Georgia Pro" w:eastAsia="Georgia Pro" w:hAnsi="Georgia Pro" w:cs="Georgia Pro"/>
+          <w:color w:val="000000" w:themeColor="text1"/>
+        </w:rPr>
+        <w:t>vm</w:t>
+      </w:r>
+      <w:proofErr w:type="spellEnd"/>
+      <w:r>
+        <w:rPr>
+          <w:rFonts w:ascii="Georgia Pro" w:eastAsia="Georgia Pro" w:hAnsi="Georgia Pro" w:cs="Georgia Pro"/>
+          <w:color w:val="000000" w:themeColor="text1"/>
+        </w:rPr>
+        <w:t xml:space="preserve"> create \</w:t>
       </w:r>
     </w:p>
     <w:p>
@@ -1937,64 +2227,7 @@
           <w:rFonts w:ascii="Georgia Pro" w:eastAsia="Georgia Pro" w:hAnsi="Georgia Pro" w:cs="Georgia Pro"/>
           <w:color w:val="000000" w:themeColor="text1"/>
         </w:rPr>
-        <w:t>10.1.1.4</w:t>
-      </w:r>
-    </w:p>
-    <w:p>
-      <w:pPr>
-        <w:spacing w:after="0" w:line="480" w:lineRule="auto"/>
-        <w:jc w:val="both"/>
-        <w:rPr>
-          <w:rFonts w:ascii="Georgia Pro" w:eastAsia="Georgia Pro" w:hAnsi="Georgia Pro" w:cs="Georgia Pro"/>
-          <w:color w:val="000000" w:themeColor="text1"/>
-        </w:rPr>
-      </w:pPr>
-      <w:r>
-        <w:rPr>
-          <w:rFonts w:ascii="Georgia Pro" w:eastAsia="Georgia Pro" w:hAnsi="Georgia Pro" w:cs="Georgia Pro"/>
-          <w:color w:val="000000" w:themeColor="text1"/>
-        </w:rPr>
-        <w:pict w14:anchorId="6989DDA0">
-          <v:rect id="_x0000_i1033" style="width:0;height:1.5pt" o:hralign="center" o:hrstd="t" o:hr="t" fillcolor="#a0a0a0" stroked="f"/>
-        </w:pict>
-      </w:r>
-    </w:p>
-    <w:p>
-      <w:pPr>
-        <w:spacing w:after="0" w:line="480" w:lineRule="auto"/>
-        <w:jc w:val="both"/>
-        <w:rPr>
-          <w:rFonts w:ascii="Georgia Pro" w:eastAsia="Georgia Pro" w:hAnsi="Georgia Pro" w:cs="Georgia Pro"/>
-          <w:b/>
-          <w:bCs/>
-          <w:color w:val="000000" w:themeColor="text1"/>
-        </w:rPr>
-      </w:pPr>
-      <w:r>
-        <w:rPr>
-          <w:rFonts w:ascii="Georgia Pro" w:eastAsia="Georgia Pro" w:hAnsi="Georgia Pro" w:cs="Georgia Pro"/>
-          <w:b/>
-          <w:bCs/>
-          <w:color w:val="000000" w:themeColor="text1"/>
-        </w:rPr>
-        <w:t>Linux VM:</w:t>
-      </w:r>
-    </w:p>
-    <w:p>
-      <w:pPr>
-        <w:spacing w:after="0" w:line="480" w:lineRule="auto"/>
-        <w:jc w:val="both"/>
-        <w:rPr>
-          <w:rFonts w:ascii="Georgia Pro" w:eastAsia="Georgia Pro" w:hAnsi="Georgia Pro" w:cs="Georgia Pro"/>
-          <w:color w:val="000000" w:themeColor="text1"/>
-        </w:rPr>
-      </w:pPr>
-      <w:r>
-        <w:rPr>
-          <w:rFonts w:ascii="Georgia Pro" w:eastAsia="Georgia Pro" w:hAnsi="Georgia Pro" w:cs="Georgia Pro"/>
-          <w:color w:val="000000" w:themeColor="text1"/>
-        </w:rPr>
-        <w:t>Login via SSH:</w:t>
+        <w:t xml:space="preserve">  --resource-group RG-1 \</w:t>
       </w:r>
     </w:p>
     <w:p>
@@ -2018,8 +2251,1035 @@
           <w:rFonts w:ascii="Georgia Pro" w:eastAsia="Georgia Pro" w:hAnsi="Georgia Pro" w:cs="Georgia Pro"/>
           <w:color w:val="000000" w:themeColor="text1"/>
         </w:rPr>
-        <w:t>ssh username@publicip</w:t>
-      </w:r>
+        <w:t xml:space="preserve">  --name VM-1 \</w:t>
+      </w:r>
+    </w:p>
+    <w:p>
+      <w:pPr>
+        <w:pBdr>
+          <w:top w:val="single" w:sz="4" w:space="1" w:color="auto"/>
+          <w:left w:val="single" w:sz="4" w:space="4" w:color="auto"/>
+          <w:bottom w:val="single" w:sz="4" w:space="1" w:color="auto"/>
+          <w:right w:val="single" w:sz="4" w:space="4" w:color="auto"/>
+        </w:pBdr>
+        <w:shd w:val="clear" w:color="auto" w:fill="F2F2F2" w:themeFill="background1" w:themeFillShade="F2"/>
+        <w:spacing w:after="0" w:line="480" w:lineRule="auto"/>
+        <w:jc w:val="both"/>
+        <w:rPr>
+          <w:rFonts w:ascii="Georgia Pro" w:eastAsia="Georgia Pro" w:hAnsi="Georgia Pro" w:cs="Georgia Pro"/>
+          <w:color w:val="000000" w:themeColor="text1"/>
+        </w:rPr>
+      </w:pPr>
+      <w:r>
+        <w:rPr>
+          <w:rFonts w:ascii="Georgia Pro" w:eastAsia="Georgia Pro" w:hAnsi="Georgia Pro" w:cs="Georgia Pro"/>
+          <w:color w:val="000000" w:themeColor="text1"/>
+        </w:rPr>
+        <w:t xml:space="preserve">  --image Canonical:0001-com-ubuntu-server-focal:20_04-lts-gen</w:t>
+      </w:r>
+      <w:proofErr w:type="gramStart"/>
+      <w:r>
+        <w:rPr>
+          <w:rFonts w:ascii="Georgia Pro" w:eastAsia="Georgia Pro" w:hAnsi="Georgia Pro" w:cs="Georgia Pro"/>
+          <w:color w:val="000000" w:themeColor="text1"/>
+        </w:rPr>
+        <w:t>2:latest</w:t>
+      </w:r>
+      <w:proofErr w:type="gramEnd"/>
+      <w:r>
+        <w:rPr>
+          <w:rFonts w:ascii="Georgia Pro" w:eastAsia="Georgia Pro" w:hAnsi="Georgia Pro" w:cs="Georgia Pro"/>
+          <w:color w:val="000000" w:themeColor="text1"/>
+        </w:rPr>
+        <w:t xml:space="preserve"> \</w:t>
+      </w:r>
+    </w:p>
+    <w:p>
+      <w:pPr>
+        <w:pBdr>
+          <w:top w:val="single" w:sz="4" w:space="1" w:color="auto"/>
+          <w:left w:val="single" w:sz="4" w:space="4" w:color="auto"/>
+          <w:bottom w:val="single" w:sz="4" w:space="1" w:color="auto"/>
+          <w:right w:val="single" w:sz="4" w:space="4" w:color="auto"/>
+        </w:pBdr>
+        <w:shd w:val="clear" w:color="auto" w:fill="F2F2F2" w:themeFill="background1" w:themeFillShade="F2"/>
+        <w:spacing w:after="0" w:line="480" w:lineRule="auto"/>
+        <w:jc w:val="both"/>
+        <w:rPr>
+          <w:rFonts w:ascii="Georgia Pro" w:eastAsia="Georgia Pro" w:hAnsi="Georgia Pro" w:cs="Georgia Pro"/>
+          <w:color w:val="000000" w:themeColor="text1"/>
+        </w:rPr>
+      </w:pPr>
+      <w:r>
+        <w:rPr>
+          <w:rFonts w:ascii="Georgia Pro" w:eastAsia="Georgia Pro" w:hAnsi="Georgia Pro" w:cs="Georgia Pro"/>
+          <w:color w:val="000000" w:themeColor="text1"/>
+        </w:rPr>
+        <w:t xml:space="preserve">  --admin-username </w:t>
+      </w:r>
+      <w:proofErr w:type="spellStart"/>
+      <w:r>
+        <w:rPr>
+          <w:rFonts w:ascii="Georgia Pro" w:eastAsia="Georgia Pro" w:hAnsi="Georgia Pro" w:cs="Georgia Pro"/>
+          <w:color w:val="000000" w:themeColor="text1"/>
+        </w:rPr>
+        <w:t>azureuser</w:t>
+      </w:r>
+      <w:proofErr w:type="spellEnd"/>
+      <w:r>
+        <w:rPr>
+          <w:rFonts w:ascii="Georgia Pro" w:eastAsia="Georgia Pro" w:hAnsi="Georgia Pro" w:cs="Georgia Pro"/>
+          <w:color w:val="000000" w:themeColor="text1"/>
+        </w:rPr>
+        <w:t xml:space="preserve"> \</w:t>
+      </w:r>
+    </w:p>
+    <w:p>
+      <w:pPr>
+        <w:pBdr>
+          <w:top w:val="single" w:sz="4" w:space="1" w:color="auto"/>
+          <w:left w:val="single" w:sz="4" w:space="4" w:color="auto"/>
+          <w:bottom w:val="single" w:sz="4" w:space="1" w:color="auto"/>
+          <w:right w:val="single" w:sz="4" w:space="4" w:color="auto"/>
+        </w:pBdr>
+        <w:shd w:val="clear" w:color="auto" w:fill="F2F2F2" w:themeFill="background1" w:themeFillShade="F2"/>
+        <w:spacing w:after="0" w:line="480" w:lineRule="auto"/>
+        <w:jc w:val="both"/>
+        <w:rPr>
+          <w:rFonts w:ascii="Georgia Pro" w:eastAsia="Georgia Pro" w:hAnsi="Georgia Pro" w:cs="Georgia Pro"/>
+          <w:color w:val="000000" w:themeColor="text1"/>
+        </w:rPr>
+      </w:pPr>
+      <w:r>
+        <w:rPr>
+          <w:rFonts w:ascii="Georgia Pro" w:eastAsia="Georgia Pro" w:hAnsi="Georgia Pro" w:cs="Georgia Pro"/>
+          <w:color w:val="000000" w:themeColor="text1"/>
+        </w:rPr>
+        <w:t xml:space="preserve">  --generate-ssh-keys \</w:t>
+      </w:r>
+    </w:p>
+    <w:p>
+      <w:pPr>
+        <w:pBdr>
+          <w:top w:val="single" w:sz="4" w:space="1" w:color="auto"/>
+          <w:left w:val="single" w:sz="4" w:space="4" w:color="auto"/>
+          <w:bottom w:val="single" w:sz="4" w:space="1" w:color="auto"/>
+          <w:right w:val="single" w:sz="4" w:space="4" w:color="auto"/>
+        </w:pBdr>
+        <w:shd w:val="clear" w:color="auto" w:fill="F2F2F2" w:themeFill="background1" w:themeFillShade="F2"/>
+        <w:spacing w:after="0" w:line="480" w:lineRule="auto"/>
+        <w:jc w:val="both"/>
+        <w:rPr>
+          <w:rFonts w:ascii="Georgia Pro" w:eastAsia="Georgia Pro" w:hAnsi="Georgia Pro" w:cs="Georgia Pro"/>
+          <w:color w:val="000000" w:themeColor="text1"/>
+        </w:rPr>
+      </w:pPr>
+      <w:r>
+        <w:rPr>
+          <w:rFonts w:ascii="Georgia Pro" w:eastAsia="Georgia Pro" w:hAnsi="Georgia Pro" w:cs="Georgia Pro"/>
+          <w:color w:val="000000" w:themeColor="text1"/>
+        </w:rPr>
+        <w:t xml:space="preserve">  --</w:t>
+      </w:r>
+      <w:proofErr w:type="spellStart"/>
+      <w:r>
+        <w:rPr>
+          <w:rFonts w:ascii="Georgia Pro" w:eastAsia="Georgia Pro" w:hAnsi="Georgia Pro" w:cs="Georgia Pro"/>
+          <w:color w:val="000000" w:themeColor="text1"/>
+        </w:rPr>
+        <w:t>vnet</w:t>
+      </w:r>
+      <w:proofErr w:type="spellEnd"/>
+      <w:r>
+        <w:rPr>
+          <w:rFonts w:ascii="Georgia Pro" w:eastAsia="Georgia Pro" w:hAnsi="Georgia Pro" w:cs="Georgia Pro"/>
+          <w:color w:val="000000" w:themeColor="text1"/>
+        </w:rPr>
+        <w:t xml:space="preserve">-name </w:t>
+      </w:r>
+      <w:proofErr w:type="spellStart"/>
+      <w:r>
+        <w:rPr>
+          <w:rFonts w:ascii="Georgia Pro" w:eastAsia="Georgia Pro" w:hAnsi="Georgia Pro" w:cs="Georgia Pro"/>
+          <w:color w:val="000000" w:themeColor="text1"/>
+        </w:rPr>
+        <w:t>VNet</w:t>
+      </w:r>
+      <w:proofErr w:type="spellEnd"/>
+      <w:r>
+        <w:rPr>
+          <w:rFonts w:ascii="Georgia Pro" w:eastAsia="Georgia Pro" w:hAnsi="Georgia Pro" w:cs="Georgia Pro"/>
+          <w:color w:val="000000" w:themeColor="text1"/>
+        </w:rPr>
+        <w:t>-A \</w:t>
+      </w:r>
+    </w:p>
+    <w:p>
+      <w:pPr>
+        <w:pBdr>
+          <w:top w:val="single" w:sz="4" w:space="1" w:color="auto"/>
+          <w:left w:val="single" w:sz="4" w:space="4" w:color="auto"/>
+          <w:bottom w:val="single" w:sz="4" w:space="1" w:color="auto"/>
+          <w:right w:val="single" w:sz="4" w:space="4" w:color="auto"/>
+        </w:pBdr>
+        <w:shd w:val="clear" w:color="auto" w:fill="F2F2F2" w:themeFill="background1" w:themeFillShade="F2"/>
+        <w:spacing w:after="0" w:line="480" w:lineRule="auto"/>
+        <w:jc w:val="both"/>
+        <w:rPr>
+          <w:rFonts w:ascii="Georgia Pro" w:eastAsia="Georgia Pro" w:hAnsi="Georgia Pro" w:cs="Georgia Pro"/>
+          <w:color w:val="000000" w:themeColor="text1"/>
+        </w:rPr>
+      </w:pPr>
+      <w:r>
+        <w:rPr>
+          <w:rFonts w:ascii="Georgia Pro" w:eastAsia="Georgia Pro" w:hAnsi="Georgia Pro" w:cs="Georgia Pro"/>
+          <w:color w:val="000000" w:themeColor="text1"/>
+        </w:rPr>
+        <w:t xml:space="preserve">  --subnet </w:t>
+      </w:r>
+      <w:proofErr w:type="spellStart"/>
+      <w:r>
+        <w:rPr>
+          <w:rFonts w:ascii="Georgia Pro" w:eastAsia="Georgia Pro" w:hAnsi="Georgia Pro" w:cs="Georgia Pro"/>
+          <w:color w:val="000000" w:themeColor="text1"/>
+        </w:rPr>
+        <w:t>mysubnet</w:t>
+      </w:r>
+      <w:proofErr w:type="spellEnd"/>
+      <w:r>
+        <w:rPr>
+          <w:rFonts w:ascii="Georgia Pro" w:eastAsia="Georgia Pro" w:hAnsi="Georgia Pro" w:cs="Georgia Pro"/>
+          <w:color w:val="000000" w:themeColor="text1"/>
+        </w:rPr>
+        <w:t xml:space="preserve"> \</w:t>
+      </w:r>
+    </w:p>
+    <w:p>
+      <w:pPr>
+        <w:pBdr>
+          <w:top w:val="single" w:sz="4" w:space="1" w:color="auto"/>
+          <w:left w:val="single" w:sz="4" w:space="4" w:color="auto"/>
+          <w:bottom w:val="single" w:sz="4" w:space="1" w:color="auto"/>
+          <w:right w:val="single" w:sz="4" w:space="4" w:color="auto"/>
+        </w:pBdr>
+        <w:shd w:val="clear" w:color="auto" w:fill="F2F2F2" w:themeFill="background1" w:themeFillShade="F2"/>
+        <w:spacing w:after="0" w:line="480" w:lineRule="auto"/>
+        <w:jc w:val="both"/>
+        <w:rPr>
+          <w:rFonts w:ascii="Georgia Pro" w:eastAsia="Georgia Pro" w:hAnsi="Georgia Pro" w:cs="Georgia Pro"/>
+          <w:color w:val="000000" w:themeColor="text1"/>
+        </w:rPr>
+      </w:pPr>
+      <w:r>
+        <w:rPr>
+          <w:rFonts w:ascii="Georgia Pro" w:eastAsia="Georgia Pro" w:hAnsi="Georgia Pro" w:cs="Georgia Pro"/>
+          <w:color w:val="000000" w:themeColor="text1"/>
+        </w:rPr>
+        <w:t xml:space="preserve">   --size Standard_B1s \</w:t>
+      </w:r>
+    </w:p>
+    <w:p>
+      <w:pPr>
+        <w:pBdr>
+          <w:top w:val="single" w:sz="4" w:space="1" w:color="auto"/>
+          <w:left w:val="single" w:sz="4" w:space="4" w:color="auto"/>
+          <w:bottom w:val="single" w:sz="4" w:space="1" w:color="auto"/>
+          <w:right w:val="single" w:sz="4" w:space="4" w:color="auto"/>
+        </w:pBdr>
+        <w:shd w:val="clear" w:color="auto" w:fill="F2F2F2" w:themeFill="background1" w:themeFillShade="F2"/>
+        <w:spacing w:after="0" w:line="480" w:lineRule="auto"/>
+        <w:jc w:val="both"/>
+        <w:rPr>
+          <w:rFonts w:ascii="Georgia Pro" w:eastAsia="Georgia Pro" w:hAnsi="Georgia Pro" w:cs="Georgia Pro"/>
+          <w:color w:val="000000" w:themeColor="text1"/>
+        </w:rPr>
+      </w:pPr>
+      <w:r>
+        <w:rPr>
+          <w:rFonts w:ascii="Georgia Pro" w:eastAsia="Georgia Pro" w:hAnsi="Georgia Pro" w:cs="Georgia Pro"/>
+          <w:color w:val="000000" w:themeColor="text1"/>
+        </w:rPr>
+        <w:t xml:space="preserve">  --storage-</w:t>
+      </w:r>
+      <w:proofErr w:type="spellStart"/>
+      <w:r>
+        <w:rPr>
+          <w:rFonts w:ascii="Georgia Pro" w:eastAsia="Georgia Pro" w:hAnsi="Georgia Pro" w:cs="Georgia Pro"/>
+          <w:color w:val="000000" w:themeColor="text1"/>
+        </w:rPr>
+        <w:t>sku</w:t>
+      </w:r>
+      <w:proofErr w:type="spellEnd"/>
+      <w:r>
+        <w:rPr>
+          <w:rFonts w:ascii="Georgia Pro" w:eastAsia="Georgia Pro" w:hAnsi="Georgia Pro" w:cs="Georgia Pro"/>
+          <w:color w:val="000000" w:themeColor="text1"/>
+        </w:rPr>
+        <w:t xml:space="preserve"> </w:t>
+      </w:r>
+      <w:proofErr w:type="spellStart"/>
+      <w:r>
+        <w:rPr>
+          <w:rFonts w:ascii="Georgia Pro" w:eastAsia="Georgia Pro" w:hAnsi="Georgia Pro" w:cs="Georgia Pro"/>
+          <w:color w:val="000000" w:themeColor="text1"/>
+        </w:rPr>
+        <w:t>Standard_LRS</w:t>
+      </w:r>
+      <w:proofErr w:type="spellEnd"/>
+    </w:p>
+    <w:p>
+      <w:pPr>
+        <w:spacing w:after="0" w:line="480" w:lineRule="auto"/>
+        <w:jc w:val="both"/>
+        <w:rPr>
+          <w:rFonts w:ascii="Georgia Pro" w:eastAsia="Georgia Pro" w:hAnsi="Georgia Pro" w:cs="Georgia Pro"/>
+          <w:color w:val="000000" w:themeColor="text1"/>
+        </w:rPr>
+      </w:pPr>
+    </w:p>
+    <w:p>
+      <w:pPr>
+        <w:spacing w:after="0" w:line="480" w:lineRule="auto"/>
+        <w:jc w:val="both"/>
+        <w:rPr>
+          <w:rFonts w:ascii="Georgia Pro" w:eastAsia="Georgia Pro" w:hAnsi="Georgia Pro" w:cs="Georgia Pro"/>
+          <w:color w:val="000000" w:themeColor="text1"/>
+        </w:rPr>
+      </w:pPr>
+      <w:r>
+        <w:rPr>
+          <w:rFonts w:ascii="Georgia Pro" w:eastAsia="Georgia Pro" w:hAnsi="Georgia Pro" w:cs="Georgia Pro"/>
+          <w:color w:val="000000" w:themeColor="text1"/>
+        </w:rPr>
+        <w:t>After deployment:</w:t>
+      </w:r>
+    </w:p>
+    <w:p>
+      <w:pPr>
+        <w:spacing w:after="0" w:line="480" w:lineRule="auto"/>
+        <w:jc w:val="both"/>
+        <w:rPr>
+          <w:rFonts w:ascii="Georgia Pro" w:eastAsia="Georgia Pro" w:hAnsi="Georgia Pro" w:cs="Georgia Pro"/>
+          <w:color w:val="000000" w:themeColor="text1"/>
+        </w:rPr>
+      </w:pPr>
+      <w:r>
+        <w:rPr>
+          <w:rFonts w:ascii="Georgia Pro" w:eastAsia="Georgia Pro" w:hAnsi="Georgia Pro" w:cs="Georgia Pro"/>
+          <w:color w:val="000000" w:themeColor="text1"/>
+        </w:rPr>
+        <w:t>Note Private IP (example):</w:t>
+      </w:r>
+    </w:p>
+    <w:p>
+      <w:pPr>
+        <w:pBdr>
+          <w:top w:val="single" w:sz="4" w:space="1" w:color="auto"/>
+          <w:left w:val="single" w:sz="4" w:space="4" w:color="auto"/>
+          <w:bottom w:val="single" w:sz="4" w:space="1" w:color="auto"/>
+          <w:right w:val="single" w:sz="4" w:space="4" w:color="auto"/>
+        </w:pBdr>
+        <w:shd w:val="clear" w:color="auto" w:fill="F2F2F2" w:themeFill="background1" w:themeFillShade="F2"/>
+        <w:spacing w:after="0" w:line="480" w:lineRule="auto"/>
+        <w:jc w:val="both"/>
+        <w:rPr>
+          <w:rFonts w:ascii="Georgia Pro" w:eastAsia="Georgia Pro" w:hAnsi="Georgia Pro" w:cs="Georgia Pro"/>
+          <w:color w:val="000000" w:themeColor="text1"/>
+        </w:rPr>
+      </w:pPr>
+      <w:r>
+        <w:rPr>
+          <w:rFonts w:ascii="Georgia Pro" w:eastAsia="Georgia Pro" w:hAnsi="Georgia Pro" w:cs="Georgia Pro"/>
+          <w:color w:val="000000" w:themeColor="text1"/>
+        </w:rPr>
+        <w:t>10.0.1.4</w:t>
+      </w:r>
+    </w:p>
+    <w:p>
+      <w:pPr>
+        <w:spacing w:after="0" w:line="480" w:lineRule="auto"/>
+        <w:jc w:val="both"/>
+        <w:rPr>
+          <w:rFonts w:ascii="Georgia Pro" w:eastAsia="Georgia Pro" w:hAnsi="Georgia Pro" w:cs="Georgia Pro"/>
+          <w:color w:val="000000" w:themeColor="text1"/>
+        </w:rPr>
+      </w:pPr>
+      <w:r>
+        <w:rPr>
+          <w:rFonts w:ascii="Georgia Pro" w:eastAsia="Georgia Pro" w:hAnsi="Georgia Pro" w:cs="Georgia Pro"/>
+          <w:color w:val="000000" w:themeColor="text1"/>
+        </w:rPr>
+        <w:pict w14:anchorId="70117A33">
+          <v:rect id="_x0000_i1033" style="width:0;height:1.5pt" o:hralign="center" o:hrstd="t" o:hr="t" fillcolor="#a0a0a0" stroked="f"/>
+        </w:pict>
+      </w:r>
+    </w:p>
+    <w:p>
+      <w:pPr>
+        <w:spacing w:after="0" w:line="480" w:lineRule="auto"/>
+        <w:jc w:val="both"/>
+        <w:rPr>
+          <w:rFonts w:ascii="Georgia Pro" w:eastAsia="Georgia Pro" w:hAnsi="Georgia Pro" w:cs="Georgia Pro"/>
+          <w:b/>
+          <w:bCs/>
+          <w:color w:val="000000" w:themeColor="text1"/>
+        </w:rPr>
+      </w:pPr>
+      <w:r>
+        <w:rPr>
+          <w:rFonts w:ascii="Georgia Pro" w:eastAsia="Georgia Pro" w:hAnsi="Georgia Pro" w:cs="Georgia Pro"/>
+          <w:b/>
+          <w:bCs/>
+          <w:color w:val="000000" w:themeColor="text1"/>
+        </w:rPr>
+        <w:t xml:space="preserve">PART 4 – Create VM in </w:t>
+      </w:r>
+      <w:proofErr w:type="spellStart"/>
+      <w:r>
+        <w:rPr>
+          <w:rFonts w:ascii="Georgia Pro" w:eastAsia="Georgia Pro" w:hAnsi="Georgia Pro" w:cs="Georgia Pro"/>
+          <w:b/>
+          <w:bCs/>
+          <w:color w:val="000000" w:themeColor="text1"/>
+        </w:rPr>
+        <w:t>VNet</w:t>
+      </w:r>
+      <w:proofErr w:type="spellEnd"/>
+      <w:r>
+        <w:rPr>
+          <w:rFonts w:ascii="Georgia Pro" w:eastAsia="Georgia Pro" w:hAnsi="Georgia Pro" w:cs="Georgia Pro"/>
+          <w:b/>
+          <w:bCs/>
+          <w:color w:val="000000" w:themeColor="text1"/>
+        </w:rPr>
+        <w:t>-B</w:t>
+      </w:r>
+    </w:p>
+    <w:p>
+      <w:pPr>
+        <w:spacing w:after="0" w:line="480" w:lineRule="auto"/>
+        <w:jc w:val="both"/>
+        <w:rPr>
+          <w:rFonts w:ascii="Georgia Pro" w:eastAsia="Georgia Pro" w:hAnsi="Georgia Pro" w:cs="Georgia Pro"/>
+          <w:color w:val="000000" w:themeColor="text1"/>
+        </w:rPr>
+      </w:pPr>
+      <w:r>
+        <w:rPr>
+          <w:rFonts w:ascii="Georgia Pro" w:eastAsia="Georgia Pro" w:hAnsi="Georgia Pro" w:cs="Georgia Pro"/>
+          <w:color w:val="000000" w:themeColor="text1"/>
+        </w:rPr>
+        <w:t>Repeat same process:</w:t>
+      </w:r>
+    </w:p>
+    <w:p>
+      <w:pPr>
+        <w:numPr>
+          <w:ilvl w:val="0"/>
+          <w:numId w:val="50"/>
+        </w:numPr>
+        <w:spacing w:after="0" w:line="480" w:lineRule="auto"/>
+        <w:jc w:val="both"/>
+        <w:rPr>
+          <w:rFonts w:ascii="Georgia Pro" w:eastAsia="Georgia Pro" w:hAnsi="Georgia Pro" w:cs="Georgia Pro"/>
+          <w:color w:val="000000" w:themeColor="text1"/>
+        </w:rPr>
+      </w:pPr>
+      <w:r>
+        <w:rPr>
+          <w:rFonts w:ascii="Georgia Pro" w:eastAsia="Georgia Pro" w:hAnsi="Georgia Pro" w:cs="Georgia Pro"/>
+          <w:color w:val="000000" w:themeColor="text1"/>
+        </w:rPr>
+        <w:t>VM Name:</w:t>
+      </w:r>
+    </w:p>
+    <w:p>
+      <w:pPr>
+        <w:spacing w:after="0" w:line="480" w:lineRule="auto"/>
+        <w:jc w:val="both"/>
+        <w:rPr>
+          <w:rFonts w:ascii="Georgia Pro" w:eastAsia="Georgia Pro" w:hAnsi="Georgia Pro" w:cs="Georgia Pro"/>
+          <w:b/>
+          <w:bCs/>
+          <w:color w:val="000000" w:themeColor="text1"/>
+        </w:rPr>
+      </w:pPr>
+      <w:r>
+        <w:rPr>
+          <w:rFonts w:ascii="Georgia Pro" w:eastAsia="Georgia Pro" w:hAnsi="Georgia Pro" w:cs="Georgia Pro"/>
+          <w:b/>
+          <w:bCs/>
+          <w:color w:val="000000" w:themeColor="text1"/>
+        </w:rPr>
+        <w:t>VM-B</w:t>
+      </w:r>
+    </w:p>
+    <w:p>
+      <w:pPr>
+        <w:numPr>
+          <w:ilvl w:val="0"/>
+          <w:numId w:val="50"/>
+        </w:numPr>
+        <w:spacing w:after="0" w:line="480" w:lineRule="auto"/>
+        <w:jc w:val="both"/>
+        <w:rPr>
+          <w:rFonts w:ascii="Georgia Pro" w:eastAsia="Georgia Pro" w:hAnsi="Georgia Pro" w:cs="Georgia Pro"/>
+          <w:color w:val="000000" w:themeColor="text1"/>
+        </w:rPr>
+      </w:pPr>
+      <w:r>
+        <w:rPr>
+          <w:rFonts w:ascii="Georgia Pro" w:eastAsia="Georgia Pro" w:hAnsi="Georgia Pro" w:cs="Georgia Pro"/>
+          <w:color w:val="000000" w:themeColor="text1"/>
+        </w:rPr>
+        <w:t xml:space="preserve">Virtual Network: </w:t>
+      </w:r>
+      <w:proofErr w:type="spellStart"/>
+      <w:r>
+        <w:rPr>
+          <w:rFonts w:ascii="Georgia Pro" w:eastAsia="Georgia Pro" w:hAnsi="Georgia Pro" w:cs="Georgia Pro"/>
+          <w:color w:val="000000" w:themeColor="text1"/>
+        </w:rPr>
+        <w:t>VNet</w:t>
+      </w:r>
+      <w:proofErr w:type="spellEnd"/>
+      <w:r>
+        <w:rPr>
+          <w:rFonts w:ascii="Georgia Pro" w:eastAsia="Georgia Pro" w:hAnsi="Georgia Pro" w:cs="Georgia Pro"/>
+          <w:color w:val="000000" w:themeColor="text1"/>
+        </w:rPr>
+        <w:t>-B</w:t>
+      </w:r>
+    </w:p>
+    <w:p>
+      <w:pPr>
+        <w:numPr>
+          <w:ilvl w:val="0"/>
+          <w:numId w:val="50"/>
+        </w:numPr>
+        <w:spacing w:after="0" w:line="480" w:lineRule="auto"/>
+        <w:jc w:val="both"/>
+        <w:rPr>
+          <w:rFonts w:ascii="Georgia Pro" w:eastAsia="Georgia Pro" w:hAnsi="Georgia Pro" w:cs="Georgia Pro"/>
+          <w:color w:val="000000" w:themeColor="text1"/>
+        </w:rPr>
+      </w:pPr>
+      <w:r>
+        <w:rPr>
+          <w:rFonts w:ascii="Georgia Pro" w:eastAsia="Georgia Pro" w:hAnsi="Georgia Pro" w:cs="Georgia Pro"/>
+          <w:color w:val="000000" w:themeColor="text1"/>
+        </w:rPr>
+        <w:t>Subnet: Subnet-B</w:t>
+      </w:r>
+    </w:p>
+    <w:p>
+      <w:pPr>
+        <w:spacing w:after="0" w:line="480" w:lineRule="auto"/>
+        <w:jc w:val="both"/>
+        <w:rPr>
+          <w:rFonts w:ascii="Georgia Pro" w:eastAsia="Georgia Pro" w:hAnsi="Georgia Pro" w:cs="Georgia Pro"/>
+          <w:color w:val="000000" w:themeColor="text1"/>
+        </w:rPr>
+      </w:pPr>
+      <w:r>
+        <w:rPr>
+          <w:rFonts w:ascii="Georgia Pro" w:eastAsia="Georgia Pro" w:hAnsi="Georgia Pro" w:cs="Georgia Pro"/>
+          <w:color w:val="000000" w:themeColor="text1"/>
+        </w:rPr>
+        <w:lastRenderedPageBreak/>
+        <w:t>After deployment:</w:t>
+      </w:r>
+    </w:p>
+    <w:p>
+      <w:pPr>
+        <w:pBdr>
+          <w:top w:val="single" w:sz="4" w:space="1" w:color="auto"/>
+          <w:left w:val="single" w:sz="4" w:space="4" w:color="auto"/>
+          <w:bottom w:val="single" w:sz="4" w:space="1" w:color="auto"/>
+          <w:right w:val="single" w:sz="4" w:space="4" w:color="auto"/>
+        </w:pBdr>
+        <w:shd w:val="clear" w:color="auto" w:fill="F2F2F2" w:themeFill="background1" w:themeFillShade="F2"/>
+        <w:rPr>
+          <w:rFonts w:ascii="Georgia Pro" w:eastAsia="Georgia Pro" w:hAnsi="Georgia Pro" w:cs="Georgia Pro"/>
+          <w:color w:val="000000" w:themeColor="text1"/>
+        </w:rPr>
+      </w:pPr>
+      <w:proofErr w:type="spellStart"/>
+      <w:r>
+        <w:rPr>
+          <w:rFonts w:ascii="Georgia Pro" w:eastAsia="Georgia Pro" w:hAnsi="Georgia Pro" w:cs="Georgia Pro"/>
+          <w:color w:val="000000" w:themeColor="text1"/>
+        </w:rPr>
+        <w:t>az</w:t>
+      </w:r>
+      <w:proofErr w:type="spellEnd"/>
+      <w:r>
+        <w:rPr>
+          <w:rFonts w:ascii="Georgia Pro" w:eastAsia="Georgia Pro" w:hAnsi="Georgia Pro" w:cs="Georgia Pro"/>
+          <w:color w:val="000000" w:themeColor="text1"/>
+        </w:rPr>
+        <w:t xml:space="preserve"> </w:t>
+      </w:r>
+      <w:proofErr w:type="spellStart"/>
+      <w:r>
+        <w:rPr>
+          <w:rFonts w:ascii="Georgia Pro" w:eastAsia="Georgia Pro" w:hAnsi="Georgia Pro" w:cs="Georgia Pro"/>
+          <w:color w:val="000000" w:themeColor="text1"/>
+        </w:rPr>
+        <w:t>vm</w:t>
+      </w:r>
+      <w:proofErr w:type="spellEnd"/>
+      <w:r>
+        <w:rPr>
+          <w:rFonts w:ascii="Georgia Pro" w:eastAsia="Georgia Pro" w:hAnsi="Georgia Pro" w:cs="Georgia Pro"/>
+          <w:color w:val="000000" w:themeColor="text1"/>
+        </w:rPr>
+        <w:t xml:space="preserve"> create \</w:t>
+      </w:r>
+    </w:p>
+    <w:p>
+      <w:pPr>
+        <w:pBdr>
+          <w:top w:val="single" w:sz="4" w:space="1" w:color="auto"/>
+          <w:left w:val="single" w:sz="4" w:space="4" w:color="auto"/>
+          <w:bottom w:val="single" w:sz="4" w:space="1" w:color="auto"/>
+          <w:right w:val="single" w:sz="4" w:space="4" w:color="auto"/>
+        </w:pBdr>
+        <w:shd w:val="clear" w:color="auto" w:fill="F2F2F2" w:themeFill="background1" w:themeFillShade="F2"/>
+        <w:rPr>
+          <w:rFonts w:ascii="Georgia Pro" w:eastAsia="Georgia Pro" w:hAnsi="Georgia Pro" w:cs="Georgia Pro"/>
+          <w:color w:val="000000" w:themeColor="text1"/>
+        </w:rPr>
+      </w:pPr>
+      <w:r>
+        <w:rPr>
+          <w:rFonts w:ascii="Georgia Pro" w:eastAsia="Georgia Pro" w:hAnsi="Georgia Pro" w:cs="Georgia Pro"/>
+          <w:color w:val="000000" w:themeColor="text1"/>
+        </w:rPr>
+        <w:t xml:space="preserve">  --resource-group RG-1 \</w:t>
+      </w:r>
+    </w:p>
+    <w:p>
+      <w:pPr>
+        <w:pBdr>
+          <w:top w:val="single" w:sz="4" w:space="1" w:color="auto"/>
+          <w:left w:val="single" w:sz="4" w:space="4" w:color="auto"/>
+          <w:bottom w:val="single" w:sz="4" w:space="1" w:color="auto"/>
+          <w:right w:val="single" w:sz="4" w:space="4" w:color="auto"/>
+        </w:pBdr>
+        <w:shd w:val="clear" w:color="auto" w:fill="F2F2F2" w:themeFill="background1" w:themeFillShade="F2"/>
+        <w:rPr>
+          <w:rFonts w:ascii="Georgia Pro" w:eastAsia="Georgia Pro" w:hAnsi="Georgia Pro" w:cs="Georgia Pro"/>
+          <w:color w:val="000000" w:themeColor="text1"/>
+        </w:rPr>
+      </w:pPr>
+      <w:r>
+        <w:rPr>
+          <w:rFonts w:ascii="Georgia Pro" w:eastAsia="Georgia Pro" w:hAnsi="Georgia Pro" w:cs="Georgia Pro"/>
+          <w:color w:val="000000" w:themeColor="text1"/>
+        </w:rPr>
+        <w:t xml:space="preserve">  --name VM-2 \</w:t>
+      </w:r>
+    </w:p>
+    <w:p>
+      <w:pPr>
+        <w:pBdr>
+          <w:top w:val="single" w:sz="4" w:space="1" w:color="auto"/>
+          <w:left w:val="single" w:sz="4" w:space="4" w:color="auto"/>
+          <w:bottom w:val="single" w:sz="4" w:space="1" w:color="auto"/>
+          <w:right w:val="single" w:sz="4" w:space="4" w:color="auto"/>
+        </w:pBdr>
+        <w:shd w:val="clear" w:color="auto" w:fill="F2F2F2" w:themeFill="background1" w:themeFillShade="F2"/>
+        <w:rPr>
+          <w:rFonts w:ascii="Georgia Pro" w:eastAsia="Georgia Pro" w:hAnsi="Georgia Pro" w:cs="Georgia Pro"/>
+          <w:color w:val="000000" w:themeColor="text1"/>
+        </w:rPr>
+      </w:pPr>
+      <w:r>
+        <w:rPr>
+          <w:rFonts w:ascii="Georgia Pro" w:eastAsia="Georgia Pro" w:hAnsi="Georgia Pro" w:cs="Georgia Pro"/>
+          <w:color w:val="000000" w:themeColor="text1"/>
+        </w:rPr>
+        <w:t xml:space="preserve">  --image Canonical:0001-com-ubuntu-server-focal:20_04-lts-gen</w:t>
+      </w:r>
+      <w:proofErr w:type="gramStart"/>
+      <w:r>
+        <w:rPr>
+          <w:rFonts w:ascii="Georgia Pro" w:eastAsia="Georgia Pro" w:hAnsi="Georgia Pro" w:cs="Georgia Pro"/>
+          <w:color w:val="000000" w:themeColor="text1"/>
+        </w:rPr>
+        <w:t>2:latest</w:t>
+      </w:r>
+      <w:proofErr w:type="gramEnd"/>
+      <w:r>
+        <w:rPr>
+          <w:rFonts w:ascii="Georgia Pro" w:eastAsia="Georgia Pro" w:hAnsi="Georgia Pro" w:cs="Georgia Pro"/>
+          <w:color w:val="000000" w:themeColor="text1"/>
+        </w:rPr>
+        <w:t xml:space="preserve"> \</w:t>
+      </w:r>
+    </w:p>
+    <w:p>
+      <w:pPr>
+        <w:pBdr>
+          <w:top w:val="single" w:sz="4" w:space="1" w:color="auto"/>
+          <w:left w:val="single" w:sz="4" w:space="4" w:color="auto"/>
+          <w:bottom w:val="single" w:sz="4" w:space="1" w:color="auto"/>
+          <w:right w:val="single" w:sz="4" w:space="4" w:color="auto"/>
+        </w:pBdr>
+        <w:shd w:val="clear" w:color="auto" w:fill="F2F2F2" w:themeFill="background1" w:themeFillShade="F2"/>
+        <w:rPr>
+          <w:rFonts w:ascii="Georgia Pro" w:eastAsia="Georgia Pro" w:hAnsi="Georgia Pro" w:cs="Georgia Pro"/>
+          <w:color w:val="000000" w:themeColor="text1"/>
+        </w:rPr>
+      </w:pPr>
+      <w:r>
+        <w:rPr>
+          <w:rFonts w:ascii="Georgia Pro" w:eastAsia="Georgia Pro" w:hAnsi="Georgia Pro" w:cs="Georgia Pro"/>
+          <w:color w:val="000000" w:themeColor="text1"/>
+        </w:rPr>
+        <w:t xml:space="preserve">  --admin-username </w:t>
+      </w:r>
+      <w:proofErr w:type="spellStart"/>
+      <w:r>
+        <w:rPr>
+          <w:rFonts w:ascii="Georgia Pro" w:eastAsia="Georgia Pro" w:hAnsi="Georgia Pro" w:cs="Georgia Pro"/>
+          <w:color w:val="000000" w:themeColor="text1"/>
+        </w:rPr>
+        <w:t>azureuser</w:t>
+      </w:r>
+      <w:proofErr w:type="spellEnd"/>
+      <w:r>
+        <w:rPr>
+          <w:rFonts w:ascii="Georgia Pro" w:eastAsia="Georgia Pro" w:hAnsi="Georgia Pro" w:cs="Georgia Pro"/>
+          <w:color w:val="000000" w:themeColor="text1"/>
+        </w:rPr>
+        <w:t xml:space="preserve"> \</w:t>
+      </w:r>
+    </w:p>
+    <w:p>
+      <w:pPr>
+        <w:pBdr>
+          <w:top w:val="single" w:sz="4" w:space="1" w:color="auto"/>
+          <w:left w:val="single" w:sz="4" w:space="4" w:color="auto"/>
+          <w:bottom w:val="single" w:sz="4" w:space="1" w:color="auto"/>
+          <w:right w:val="single" w:sz="4" w:space="4" w:color="auto"/>
+        </w:pBdr>
+        <w:shd w:val="clear" w:color="auto" w:fill="F2F2F2" w:themeFill="background1" w:themeFillShade="F2"/>
+        <w:rPr>
+          <w:rFonts w:ascii="Georgia Pro" w:eastAsia="Georgia Pro" w:hAnsi="Georgia Pro" w:cs="Georgia Pro"/>
+          <w:color w:val="000000" w:themeColor="text1"/>
+        </w:rPr>
+      </w:pPr>
+      <w:r>
+        <w:rPr>
+          <w:rFonts w:ascii="Georgia Pro" w:eastAsia="Georgia Pro" w:hAnsi="Georgia Pro" w:cs="Georgia Pro"/>
+          <w:color w:val="000000" w:themeColor="text1"/>
+        </w:rPr>
+        <w:t xml:space="preserve">  --generate-ssh-keys \</w:t>
+      </w:r>
+    </w:p>
+    <w:p>
+      <w:pPr>
+        <w:pBdr>
+          <w:top w:val="single" w:sz="4" w:space="1" w:color="auto"/>
+          <w:left w:val="single" w:sz="4" w:space="4" w:color="auto"/>
+          <w:bottom w:val="single" w:sz="4" w:space="1" w:color="auto"/>
+          <w:right w:val="single" w:sz="4" w:space="4" w:color="auto"/>
+        </w:pBdr>
+        <w:shd w:val="clear" w:color="auto" w:fill="F2F2F2" w:themeFill="background1" w:themeFillShade="F2"/>
+        <w:rPr>
+          <w:rFonts w:ascii="Georgia Pro" w:eastAsia="Georgia Pro" w:hAnsi="Georgia Pro" w:cs="Georgia Pro"/>
+          <w:color w:val="000000" w:themeColor="text1"/>
+        </w:rPr>
+      </w:pPr>
+      <w:r>
+        <w:rPr>
+          <w:rFonts w:ascii="Georgia Pro" w:eastAsia="Georgia Pro" w:hAnsi="Georgia Pro" w:cs="Georgia Pro"/>
+          <w:color w:val="000000" w:themeColor="text1"/>
+        </w:rPr>
+        <w:t xml:space="preserve">  --</w:t>
+      </w:r>
+      <w:proofErr w:type="spellStart"/>
+      <w:r>
+        <w:rPr>
+          <w:rFonts w:ascii="Georgia Pro" w:eastAsia="Georgia Pro" w:hAnsi="Georgia Pro" w:cs="Georgia Pro"/>
+          <w:color w:val="000000" w:themeColor="text1"/>
+        </w:rPr>
+        <w:t>vnet</w:t>
+      </w:r>
+      <w:proofErr w:type="spellEnd"/>
+      <w:r>
+        <w:rPr>
+          <w:rFonts w:ascii="Georgia Pro" w:eastAsia="Georgia Pro" w:hAnsi="Georgia Pro" w:cs="Georgia Pro"/>
+          <w:color w:val="000000" w:themeColor="text1"/>
+        </w:rPr>
+        <w:t xml:space="preserve">-name </w:t>
+      </w:r>
+      <w:proofErr w:type="spellStart"/>
+      <w:r>
+        <w:rPr>
+          <w:rFonts w:ascii="Georgia Pro" w:eastAsia="Georgia Pro" w:hAnsi="Georgia Pro" w:cs="Georgia Pro"/>
+          <w:color w:val="000000" w:themeColor="text1"/>
+        </w:rPr>
+        <w:t>VNet</w:t>
+      </w:r>
+      <w:proofErr w:type="spellEnd"/>
+      <w:r>
+        <w:rPr>
+          <w:rFonts w:ascii="Georgia Pro" w:eastAsia="Georgia Pro" w:hAnsi="Georgia Pro" w:cs="Georgia Pro"/>
+          <w:color w:val="000000" w:themeColor="text1"/>
+        </w:rPr>
+        <w:t>-B \</w:t>
+      </w:r>
+    </w:p>
+    <w:p>
+      <w:pPr>
+        <w:pBdr>
+          <w:top w:val="single" w:sz="4" w:space="1" w:color="auto"/>
+          <w:left w:val="single" w:sz="4" w:space="4" w:color="auto"/>
+          <w:bottom w:val="single" w:sz="4" w:space="1" w:color="auto"/>
+          <w:right w:val="single" w:sz="4" w:space="4" w:color="auto"/>
+        </w:pBdr>
+        <w:shd w:val="clear" w:color="auto" w:fill="F2F2F2" w:themeFill="background1" w:themeFillShade="F2"/>
+        <w:rPr>
+          <w:rFonts w:ascii="Georgia Pro" w:eastAsia="Georgia Pro" w:hAnsi="Georgia Pro" w:cs="Georgia Pro"/>
+          <w:color w:val="000000" w:themeColor="text1"/>
+        </w:rPr>
+      </w:pPr>
+      <w:r>
+        <w:rPr>
+          <w:rFonts w:ascii="Georgia Pro" w:eastAsia="Georgia Pro" w:hAnsi="Georgia Pro" w:cs="Georgia Pro"/>
+          <w:color w:val="000000" w:themeColor="text1"/>
+        </w:rPr>
+        <w:t xml:space="preserve">  --subnet </w:t>
+      </w:r>
+      <w:proofErr w:type="spellStart"/>
+      <w:r>
+        <w:rPr>
+          <w:rFonts w:ascii="Georgia Pro" w:eastAsia="Georgia Pro" w:hAnsi="Georgia Pro" w:cs="Georgia Pro"/>
+          <w:color w:val="000000" w:themeColor="text1"/>
+        </w:rPr>
+        <w:t>mysubnet</w:t>
+      </w:r>
+      <w:proofErr w:type="spellEnd"/>
+      <w:r>
+        <w:rPr>
+          <w:rFonts w:ascii="Georgia Pro" w:eastAsia="Georgia Pro" w:hAnsi="Georgia Pro" w:cs="Georgia Pro"/>
+          <w:color w:val="000000" w:themeColor="text1"/>
+        </w:rPr>
+        <w:t xml:space="preserve"> \</w:t>
+      </w:r>
+    </w:p>
+    <w:p>
+      <w:pPr>
+        <w:pBdr>
+          <w:top w:val="single" w:sz="4" w:space="1" w:color="auto"/>
+          <w:left w:val="single" w:sz="4" w:space="4" w:color="auto"/>
+          <w:bottom w:val="single" w:sz="4" w:space="1" w:color="auto"/>
+          <w:right w:val="single" w:sz="4" w:space="4" w:color="auto"/>
+        </w:pBdr>
+        <w:shd w:val="clear" w:color="auto" w:fill="F2F2F2" w:themeFill="background1" w:themeFillShade="F2"/>
+        <w:rPr>
+          <w:rFonts w:ascii="Georgia Pro" w:eastAsia="Georgia Pro" w:hAnsi="Georgia Pro" w:cs="Georgia Pro"/>
+          <w:color w:val="000000" w:themeColor="text1"/>
+        </w:rPr>
+      </w:pPr>
+      <w:r>
+        <w:rPr>
+          <w:rFonts w:ascii="Georgia Pro" w:eastAsia="Georgia Pro" w:hAnsi="Georgia Pro" w:cs="Georgia Pro"/>
+          <w:color w:val="000000" w:themeColor="text1"/>
+        </w:rPr>
+        <w:t xml:space="preserve">   --size Standard_B1s \</w:t>
+      </w:r>
+    </w:p>
+    <w:p>
+      <w:pPr>
+        <w:pBdr>
+          <w:top w:val="single" w:sz="4" w:space="1" w:color="auto"/>
+          <w:left w:val="single" w:sz="4" w:space="4" w:color="auto"/>
+          <w:bottom w:val="single" w:sz="4" w:space="1" w:color="auto"/>
+          <w:right w:val="single" w:sz="4" w:space="4" w:color="auto"/>
+        </w:pBdr>
+        <w:shd w:val="clear" w:color="auto" w:fill="F2F2F2" w:themeFill="background1" w:themeFillShade="F2"/>
+        <w:rPr>
+          <w:rFonts w:ascii="Georgia Pro" w:eastAsia="Georgia Pro" w:hAnsi="Georgia Pro" w:cs="Georgia Pro"/>
+          <w:color w:val="000000" w:themeColor="text1"/>
+        </w:rPr>
+      </w:pPr>
+      <w:r>
+        <w:rPr>
+          <w:rFonts w:ascii="Georgia Pro" w:eastAsia="Georgia Pro" w:hAnsi="Georgia Pro" w:cs="Georgia Pro"/>
+          <w:color w:val="000000" w:themeColor="text1"/>
+        </w:rPr>
+        <w:t xml:space="preserve">  --storage-</w:t>
+      </w:r>
+      <w:proofErr w:type="spellStart"/>
+      <w:r>
+        <w:rPr>
+          <w:rFonts w:ascii="Georgia Pro" w:eastAsia="Georgia Pro" w:hAnsi="Georgia Pro" w:cs="Georgia Pro"/>
+          <w:color w:val="000000" w:themeColor="text1"/>
+        </w:rPr>
+        <w:t>sku</w:t>
+      </w:r>
+      <w:proofErr w:type="spellEnd"/>
+      <w:r>
+        <w:rPr>
+          <w:rFonts w:ascii="Georgia Pro" w:eastAsia="Georgia Pro" w:hAnsi="Georgia Pro" w:cs="Georgia Pro"/>
+          <w:color w:val="000000" w:themeColor="text1"/>
+        </w:rPr>
+        <w:t xml:space="preserve"> </w:t>
+      </w:r>
+      <w:proofErr w:type="spellStart"/>
+      <w:r>
+        <w:rPr>
+          <w:rFonts w:ascii="Georgia Pro" w:eastAsia="Georgia Pro" w:hAnsi="Georgia Pro" w:cs="Georgia Pro"/>
+          <w:color w:val="000000" w:themeColor="text1"/>
+        </w:rPr>
+        <w:t>Standard_LRS</w:t>
+      </w:r>
+      <w:proofErr w:type="spellEnd"/>
+    </w:p>
+    <w:p>
+      <w:pPr>
+        <w:spacing w:after="0" w:line="480" w:lineRule="auto"/>
+        <w:jc w:val="both"/>
+        <w:rPr>
+          <w:rFonts w:ascii="Georgia Pro" w:eastAsia="Georgia Pro" w:hAnsi="Georgia Pro" w:cs="Georgia Pro"/>
+          <w:color w:val="000000" w:themeColor="text1"/>
+        </w:rPr>
+      </w:pPr>
+    </w:p>
+    <w:p>
+      <w:pPr>
+        <w:spacing w:after="0" w:line="480" w:lineRule="auto"/>
+        <w:jc w:val="both"/>
+        <w:rPr>
+          <w:rFonts w:ascii="Georgia Pro" w:eastAsia="Georgia Pro" w:hAnsi="Georgia Pro" w:cs="Georgia Pro"/>
+          <w:color w:val="000000" w:themeColor="text1"/>
+        </w:rPr>
+      </w:pPr>
+      <w:r>
+        <w:rPr>
+          <w:rFonts w:ascii="Georgia Pro" w:eastAsia="Georgia Pro" w:hAnsi="Georgia Pro" w:cs="Georgia Pro"/>
+          <w:color w:val="000000" w:themeColor="text1"/>
+        </w:rPr>
+        <w:t>Note Private IP:</w:t>
+      </w:r>
+    </w:p>
+    <w:p>
+      <w:pPr>
+        <w:pBdr>
+          <w:top w:val="single" w:sz="4" w:space="1" w:color="auto"/>
+          <w:left w:val="single" w:sz="4" w:space="4" w:color="auto"/>
+          <w:bottom w:val="single" w:sz="4" w:space="0" w:color="auto"/>
+          <w:right w:val="single" w:sz="4" w:space="4" w:color="auto"/>
+        </w:pBdr>
+        <w:shd w:val="clear" w:color="auto" w:fill="F2F2F2" w:themeFill="background1" w:themeFillShade="F2"/>
+        <w:spacing w:after="0" w:line="480" w:lineRule="auto"/>
+        <w:jc w:val="both"/>
+        <w:rPr>
+          <w:rFonts w:ascii="Georgia Pro" w:eastAsia="Georgia Pro" w:hAnsi="Georgia Pro" w:cs="Georgia Pro"/>
+          <w:color w:val="000000" w:themeColor="text1"/>
+        </w:rPr>
+      </w:pPr>
+      <w:r>
+        <w:rPr>
+          <w:rFonts w:ascii="Georgia Pro" w:eastAsia="Georgia Pro" w:hAnsi="Georgia Pro" w:cs="Georgia Pro"/>
+          <w:color w:val="000000" w:themeColor="text1"/>
+        </w:rPr>
+        <w:t>10.1.1.4</w:t>
+      </w:r>
+    </w:p>
+    <w:p>
+      <w:pPr>
+        <w:spacing w:after="0" w:line="480" w:lineRule="auto"/>
+        <w:jc w:val="both"/>
+        <w:rPr>
+          <w:rFonts w:ascii="Georgia Pro" w:eastAsia="Georgia Pro" w:hAnsi="Georgia Pro" w:cs="Georgia Pro"/>
+          <w:color w:val="000000" w:themeColor="text1"/>
+        </w:rPr>
+      </w:pPr>
+      <w:r>
+        <w:rPr>
+          <w:rFonts w:ascii="Georgia Pro" w:eastAsia="Georgia Pro" w:hAnsi="Georgia Pro" w:cs="Georgia Pro"/>
+          <w:color w:val="000000" w:themeColor="text1"/>
+        </w:rPr>
+        <w:pict w14:anchorId="6989DDA0">
+          <v:rect id="_x0000_i1034" style="width:0;height:1.5pt" o:hralign="center" o:hrstd="t" o:hr="t" fillcolor="#a0a0a0" stroked="f"/>
+        </w:pict>
+      </w:r>
+    </w:p>
+    <w:p>
+      <w:pPr>
+        <w:spacing w:after="0" w:line="480" w:lineRule="auto"/>
+        <w:jc w:val="both"/>
+        <w:rPr>
+          <w:rFonts w:ascii="Georgia Pro" w:eastAsia="Georgia Pro" w:hAnsi="Georgia Pro" w:cs="Georgia Pro"/>
+          <w:b/>
+          <w:bCs/>
+          <w:color w:val="000000" w:themeColor="text1"/>
+        </w:rPr>
+      </w:pPr>
+      <w:r>
+        <w:rPr>
+          <w:rFonts w:ascii="Georgia Pro" w:eastAsia="Georgia Pro" w:hAnsi="Georgia Pro" w:cs="Georgia Pro"/>
+          <w:b/>
+          <w:bCs/>
+          <w:color w:val="000000" w:themeColor="text1"/>
+        </w:rPr>
+        <w:t>Linux VM:</w:t>
+      </w:r>
+    </w:p>
+    <w:p>
+      <w:pPr>
+        <w:spacing w:after="0" w:line="480" w:lineRule="auto"/>
+        <w:jc w:val="both"/>
+        <w:rPr>
+          <w:rFonts w:ascii="Georgia Pro" w:eastAsia="Georgia Pro" w:hAnsi="Georgia Pro" w:cs="Georgia Pro"/>
+          <w:color w:val="000000" w:themeColor="text1"/>
+        </w:rPr>
+      </w:pPr>
+      <w:r>
+        <w:rPr>
+          <w:rFonts w:ascii="Georgia Pro" w:eastAsia="Georgia Pro" w:hAnsi="Georgia Pro" w:cs="Georgia Pro"/>
+          <w:color w:val="000000" w:themeColor="text1"/>
+        </w:rPr>
+        <w:t>Login via SSH:</w:t>
+      </w:r>
+    </w:p>
+    <w:p>
+      <w:pPr>
+        <w:pBdr>
+          <w:top w:val="single" w:sz="4" w:space="1" w:color="auto"/>
+          <w:left w:val="single" w:sz="4" w:space="4" w:color="auto"/>
+          <w:bottom w:val="single" w:sz="4" w:space="1" w:color="auto"/>
+          <w:right w:val="single" w:sz="4" w:space="4" w:color="auto"/>
+        </w:pBdr>
+        <w:shd w:val="clear" w:color="auto" w:fill="F2F2F2" w:themeFill="background1" w:themeFillShade="F2"/>
+        <w:spacing w:after="0" w:line="480" w:lineRule="auto"/>
+        <w:jc w:val="both"/>
+        <w:rPr>
+          <w:rFonts w:ascii="Georgia Pro" w:eastAsia="Georgia Pro" w:hAnsi="Georgia Pro" w:cs="Georgia Pro"/>
+          <w:color w:val="000000" w:themeColor="text1"/>
+        </w:rPr>
+      </w:pPr>
+      <w:r>
+        <w:rPr>
+          <w:rFonts w:ascii="Georgia Pro" w:eastAsia="Georgia Pro" w:hAnsi="Georgia Pro" w:cs="Georgia Pro"/>
+          <w:color w:val="000000" w:themeColor="text1"/>
+        </w:rPr>
+        <w:t xml:space="preserve">ssh </w:t>
+      </w:r>
+      <w:proofErr w:type="spellStart"/>
+      <w:r>
+        <w:rPr>
+          <w:rFonts w:ascii="Georgia Pro" w:eastAsia="Georgia Pro" w:hAnsi="Georgia Pro" w:cs="Georgia Pro"/>
+          <w:color w:val="000000" w:themeColor="text1"/>
+        </w:rPr>
+        <w:t>username@publicip</w:t>
+      </w:r>
+      <w:proofErr w:type="spellEnd"/>
     </w:p>
     <w:p>
       <w:pPr>
@@ -2056,13 +3316,47 @@
           <w:color w:val="000000" w:themeColor="text1"/>
         </w:rPr>
       </w:pPr>
-      <w:r>
-        <w:rPr>
-          <w:rFonts w:ascii="Georgia Pro" w:eastAsia="Georgia Pro" w:hAnsi="Georgia Pro" w:cs="Georgia Pro"/>
-          <w:color w:val="000000" w:themeColor="text1"/>
-        </w:rPr>
-        <w:t>sudo ufw allow icmp</w:t>
-      </w:r>
+      <w:proofErr w:type="spellStart"/>
+      <w:r>
+        <w:rPr>
+          <w:rFonts w:ascii="Georgia Pro" w:eastAsia="Georgia Pro" w:hAnsi="Georgia Pro" w:cs="Georgia Pro"/>
+          <w:color w:val="000000" w:themeColor="text1"/>
+        </w:rPr>
+        <w:t>sudo</w:t>
+      </w:r>
+      <w:proofErr w:type="spellEnd"/>
+      <w:r>
+        <w:rPr>
+          <w:rFonts w:ascii="Georgia Pro" w:eastAsia="Georgia Pro" w:hAnsi="Georgia Pro" w:cs="Georgia Pro"/>
+          <w:color w:val="000000" w:themeColor="text1"/>
+        </w:rPr>
+        <w:t xml:space="preserve"> </w:t>
+      </w:r>
+      <w:proofErr w:type="spellStart"/>
+      <w:r>
+        <w:rPr>
+          <w:rFonts w:ascii="Georgia Pro" w:eastAsia="Georgia Pro" w:hAnsi="Georgia Pro" w:cs="Georgia Pro"/>
+          <w:color w:val="000000" w:themeColor="text1"/>
+        </w:rPr>
+        <w:t>ufw</w:t>
+      </w:r>
+      <w:proofErr w:type="spellEnd"/>
+      <w:r>
+        <w:rPr>
+          <w:rFonts w:ascii="Georgia Pro" w:eastAsia="Georgia Pro" w:hAnsi="Georgia Pro" w:cs="Georgia Pro"/>
+          <w:color w:val="000000" w:themeColor="text1"/>
+        </w:rPr>
+        <w:t xml:space="preserve"> allow </w:t>
+      </w:r>
+      <w:proofErr w:type="spellStart"/>
+      <w:r>
+        <w:rPr>
+          <w:rFonts w:ascii="Georgia Pro" w:eastAsia="Georgia Pro" w:hAnsi="Georgia Pro" w:cs="Georgia Pro"/>
+          <w:color w:val="000000" w:themeColor="text1"/>
+        </w:rPr>
+        <w:t>icmp</w:t>
+      </w:r>
+      <w:proofErr w:type="spellEnd"/>
     </w:p>
     <w:p>
       <w:pPr>
@@ -2109,29 +3403,53 @@
           <w:color w:val="000000" w:themeColor="text1"/>
         </w:rPr>
       </w:pPr>
-      <w:r>
-        <w:rPr>
-          <w:rFonts w:ascii="Georgia Pro" w:eastAsia="Georgia Pro" w:hAnsi="Georgia Pro" w:cs="Georgia Pro"/>
-          <w:color w:val="000000" w:themeColor="text1"/>
-        </w:rPr>
-        <w:t>sudo ufw disable</w:t>
-      </w:r>
-    </w:p>
-    <w:p>
-      <w:pPr>
-        <w:spacing w:after="0" w:line="480" w:lineRule="auto"/>
-        <w:jc w:val="both"/>
-        <w:rPr>
-          <w:rFonts w:ascii="Georgia Pro" w:eastAsia="Georgia Pro" w:hAnsi="Georgia Pro" w:cs="Georgia Pro"/>
-          <w:color w:val="000000" w:themeColor="text1"/>
-        </w:rPr>
-      </w:pPr>
-      <w:r>
-        <w:rPr>
-          <w:rFonts w:ascii="Georgia Pro" w:eastAsia="Georgia Pro" w:hAnsi="Georgia Pro" w:cs="Georgia Pro"/>
-          <w:color w:val="000000" w:themeColor="text1"/>
-        </w:rPr>
-        <w:lastRenderedPageBreak/>
+      <w:proofErr w:type="spellStart"/>
+      <w:r>
+        <w:rPr>
+          <w:rFonts w:ascii="Georgia Pro" w:eastAsia="Georgia Pro" w:hAnsi="Georgia Pro" w:cs="Georgia Pro"/>
+          <w:color w:val="000000" w:themeColor="text1"/>
+        </w:rPr>
+        <w:t>sudo</w:t>
+      </w:r>
+      <w:proofErr w:type="spellEnd"/>
+      <w:r>
+        <w:rPr>
+          <w:rFonts w:ascii="Georgia Pro" w:eastAsia="Georgia Pro" w:hAnsi="Georgia Pro" w:cs="Georgia Pro"/>
+          <w:color w:val="000000" w:themeColor="text1"/>
+        </w:rPr>
+        <w:t xml:space="preserve"> </w:t>
+      </w:r>
+      <w:proofErr w:type="spellStart"/>
+      <w:r>
+        <w:rPr>
+          <w:rFonts w:ascii="Georgia Pro" w:eastAsia="Georgia Pro" w:hAnsi="Georgia Pro" w:cs="Georgia Pro"/>
+          <w:color w:val="000000" w:themeColor="text1"/>
+        </w:rPr>
+        <w:t>ufw</w:t>
+      </w:r>
+      <w:proofErr w:type="spellEnd"/>
+      <w:r>
+        <w:rPr>
+          <w:rFonts w:ascii="Georgia Pro" w:eastAsia="Georgia Pro" w:hAnsi="Georgia Pro" w:cs="Georgia Pro"/>
+          <w:color w:val="000000" w:themeColor="text1"/>
+        </w:rPr>
+        <w:t xml:space="preserve"> disable</w:t>
+      </w:r>
+    </w:p>
+    <w:p>
+      <w:pPr>
+        <w:spacing w:after="0" w:line="480" w:lineRule="auto"/>
+        <w:jc w:val="both"/>
+        <w:rPr>
+          <w:rFonts w:ascii="Georgia Pro" w:eastAsia="Georgia Pro" w:hAnsi="Georgia Pro" w:cs="Georgia Pro"/>
+          <w:color w:val="000000" w:themeColor="text1"/>
+        </w:rPr>
+      </w:pPr>
+      <w:r>
+        <w:rPr>
+          <w:rFonts w:ascii="Georgia Pro" w:eastAsia="Georgia Pro" w:hAnsi="Georgia Pro" w:cs="Georgia Pro"/>
+          <w:color w:val="000000" w:themeColor="text1"/>
+        </w:rPr>
         <w:pict w14:anchorId="7CAFC353">
           <v:rect id="_x0000_i1035" style="width:0;height:1.5pt" o:hralign="center" o:hrstd="t" o:hr="t" fillcolor="#a0a0a0" stroked="f"/>
         </w:pict>
@@ -2243,6 +3561,7 @@
           <w:rFonts w:ascii="Georgia Pro" w:eastAsia="Georgia Pro" w:hAnsi="Georgia Pro" w:cs="Georgia Pro"/>
           <w:color w:val="000000" w:themeColor="text1"/>
         </w:rPr>
+        <w:lastRenderedPageBreak/>
         <w:t>ping 10.1.1.4</w:t>
       </w:r>
     </w:p>
@@ -2331,7 +3650,7 @@
           <w:color w:val="000000" w:themeColor="text1"/>
         </w:rPr>
         <w:pict w14:anchorId="5392066A">
-          <v:rect id="_x0000_i1038" style="width:0;height:1.5pt" o:hralign="center" o:hrstd="t" o:hr="t" fillcolor="#a0a0a0" stroked="f"/>
+          <v:rect id="_x0000_i1036" style="width:0;height:1.5pt" o:hralign="center" o:hrstd="t" o:hr="t" fillcolor="#a0a0a0" stroked="f"/>
         </w:pict>
       </w:r>
     </w:p>
